--- a/Kubernetes core concepts.docx
+++ b/Kubernetes core concepts.docx
@@ -1,11 +1,12 @@
 
 <file path=word/document.xml><?xml version="1.0" encoding="utf-8"?>
-<w:document xmlns:wpc="http://schemas.microsoft.com/office/word/2010/wordprocessingCanvas" xmlns:cx="http://schemas.microsoft.com/office/drawing/2014/chartex" xmlns:mc="http://schemas.openxmlformats.org/markup-compatibility/2006" xmlns:o="urn:schemas-microsoft-com:office:office" xmlns:r="http://schemas.openxmlformats.org/officeDocument/2006/relationships" xmlns:m="http://schemas.openxmlformats.org/officeDocument/2006/math" xmlns:v="urn:schemas-microsoft-com:vml" xmlns:wp14="http://schemas.microsoft.com/office/word/2010/wordprocessingDrawing" xmlns:wp="http://schemas.openxmlformats.org/drawingml/2006/wordprocessingDrawing" xmlns:w10="urn:schemas-microsoft-com:office:word" xmlns:w="http://schemas.openxmlformats.org/wordprocessingml/2006/main" xmlns:w14="http://schemas.microsoft.com/office/word/2010/wordml" xmlns:w15="http://schemas.microsoft.com/office/word/2012/wordml" xmlns:w16se="http://schemas.microsoft.com/office/word/2015/wordml/symex" xmlns:wpg="http://schemas.microsoft.com/office/word/2010/wordprocessingGroup" xmlns:wpi="http://schemas.microsoft.com/office/word/2010/wordprocessingInk" xmlns:wne="http://schemas.microsoft.com/office/word/2006/wordml" xmlns:wps="http://schemas.microsoft.com/office/word/2010/wordprocessingShape" mc:Ignorable="w14 w15 w16se wp14">
+<w:document xmlns:wpc="http://schemas.microsoft.com/office/word/2010/wordprocessingCanvas" xmlns:cx="http://schemas.microsoft.com/office/drawing/2014/chartex" xmlns:cx1="http://schemas.microsoft.com/office/drawing/2015/9/8/chartex" xmlns:cx2="http://schemas.microsoft.com/office/drawing/2015/10/21/chartex" xmlns:cx3="http://schemas.microsoft.com/office/drawing/2016/5/9/chartex" xmlns:cx4="http://schemas.microsoft.com/office/drawing/2016/5/10/chartex" xmlns:cx5="http://schemas.microsoft.com/office/drawing/2016/5/11/chartex" xmlns:cx6="http://schemas.microsoft.com/office/drawing/2016/5/12/chartex" xmlns:cx7="http://schemas.microsoft.com/office/drawing/2016/5/13/chartex" xmlns:cx8="http://schemas.microsoft.com/office/drawing/2016/5/14/chartex" xmlns:mc="http://schemas.openxmlformats.org/markup-compatibility/2006" xmlns:aink="http://schemas.microsoft.com/office/drawing/2016/ink" xmlns:am3d="http://schemas.microsoft.com/office/drawing/2017/model3d" xmlns:o="urn:schemas-microsoft-com:office:office" xmlns:oel="http://schemas.microsoft.com/office/2019/extlst" xmlns:r="http://schemas.openxmlformats.org/officeDocument/2006/relationships" xmlns:m="http://schemas.openxmlformats.org/officeDocument/2006/math" xmlns:v="urn:schemas-microsoft-com:vml" xmlns:wp14="http://schemas.microsoft.com/office/word/2010/wordprocessingDrawing" xmlns:wp="http://schemas.openxmlformats.org/drawingml/2006/wordprocessingDrawing" xmlns:w10="urn:schemas-microsoft-com:office:word" xmlns:w="http://schemas.openxmlformats.org/wordprocessingml/2006/main" xmlns:w14="http://schemas.microsoft.com/office/word/2010/wordml" xmlns:w15="http://schemas.microsoft.com/office/word/2012/wordml" xmlns:w16cex="http://schemas.microsoft.com/office/word/2018/wordml/cex" xmlns:w16cid="http://schemas.microsoft.com/office/word/2016/wordml/cid" xmlns:w16="http://schemas.microsoft.com/office/word/2018/wordml" xmlns:w16sdtdh="http://schemas.microsoft.com/office/word/2020/wordml/sdtdatahash" xmlns:w16se="http://schemas.microsoft.com/office/word/2015/wordml/symex" xmlns:wpg="http://schemas.microsoft.com/office/word/2010/wordprocessingGroup" xmlns:wpi="http://schemas.microsoft.com/office/word/2010/wordprocessingInk" xmlns:wne="http://schemas.microsoft.com/office/word/2006/wordml" xmlns:wps="http://schemas.microsoft.com/office/word/2010/wordprocessingShape" mc:Ignorable="w14 w15 w16se w16cid w16 w16cex w16sdtdh wp14">
   <w:body>
     <w:p>
       <w:pPr>
         <w:pStyle w:val="Title"/>
-        <w:spacing w:line="300" w:lineRule="auto"/>
+        <w:spacing w:line="276" w:lineRule="auto"/>
+        <w:jc w:val="lowKashida"/>
         <w:rPr>
           <w:b/>
           <w:bCs/>
@@ -26,7 +27,8 @@
     <w:p>
       <w:pPr>
         <w:pStyle w:val="Title"/>
-        <w:spacing w:line="300" w:lineRule="auto"/>
+        <w:spacing w:line="276" w:lineRule="auto"/>
+        <w:jc w:val="lowKashida"/>
         <w:rPr>
           <w:rFonts w:cstheme="minorHAnsi"/>
           <w:sz w:val="28"/>
@@ -68,13 +70,15 @@
     </w:p>
     <w:p>
       <w:pPr>
-        <w:spacing w:line="300" w:lineRule="auto"/>
+        <w:spacing w:line="276" w:lineRule="auto"/>
+        <w:jc w:val="lowKashida"/>
       </w:pPr>
     </w:p>
     <w:p>
       <w:pPr>
         <w:pStyle w:val="Title"/>
-        <w:spacing w:line="300" w:lineRule="auto"/>
+        <w:spacing w:line="276" w:lineRule="auto"/>
+        <w:jc w:val="lowKashida"/>
         <w:rPr>
           <w:rFonts w:cstheme="minorHAnsi"/>
           <w:sz w:val="28"/>
@@ -111,7 +115,8 @@
     <w:p>
       <w:pPr>
         <w:pStyle w:val="Title"/>
-        <w:spacing w:line="300" w:lineRule="auto"/>
+        <w:spacing w:line="276" w:lineRule="auto"/>
+        <w:jc w:val="lowKashida"/>
         <w:rPr>
           <w:rFonts w:cstheme="minorHAnsi"/>
           <w:sz w:val="28"/>
@@ -130,7 +135,8 @@
     <w:p>
       <w:pPr>
         <w:pStyle w:val="Title"/>
-        <w:spacing w:line="300" w:lineRule="auto"/>
+        <w:spacing w:line="276" w:lineRule="auto"/>
+        <w:jc w:val="lowKashida"/>
         <w:rPr>
           <w:rFonts w:cstheme="minorHAnsi"/>
           <w:sz w:val="28"/>
@@ -148,12 +154,14 @@
     </w:p>
     <w:p>
       <w:pPr>
-        <w:spacing w:line="300" w:lineRule="auto"/>
-      </w:pPr>
-    </w:p>
-    <w:p>
-      <w:pPr>
-        <w:spacing w:line="300" w:lineRule="auto"/>
+        <w:spacing w:line="276" w:lineRule="auto"/>
+        <w:jc w:val="lowKashida"/>
+      </w:pPr>
+    </w:p>
+    <w:p>
+      <w:pPr>
+        <w:spacing w:line="276" w:lineRule="auto"/>
+        <w:jc w:val="lowKashida"/>
         <w:rPr>
           <w:rFonts w:asciiTheme="majorHAnsi" w:hAnsiTheme="majorHAnsi"/>
           <w:sz w:val="28"/>
@@ -171,17 +179,19 @@
     </w:p>
     <w:p>
       <w:pPr>
-        <w:spacing w:line="300" w:lineRule="auto"/>
-        <w:rPr>
-          <w:rFonts w:asciiTheme="majorHAnsi" w:hAnsiTheme="majorHAnsi"/>
-          <w:sz w:val="28"/>
-          <w:szCs w:val="28"/>
-        </w:rPr>
-      </w:pPr>
-    </w:p>
-    <w:p>
-      <w:pPr>
-        <w:spacing w:line="300" w:lineRule="auto"/>
+        <w:spacing w:line="276" w:lineRule="auto"/>
+        <w:jc w:val="lowKashida"/>
+        <w:rPr>
+          <w:rFonts w:asciiTheme="majorHAnsi" w:hAnsiTheme="majorHAnsi"/>
+          <w:sz w:val="28"/>
+          <w:szCs w:val="28"/>
+        </w:rPr>
+      </w:pPr>
+    </w:p>
+    <w:p>
+      <w:pPr>
+        <w:spacing w:line="276" w:lineRule="auto"/>
+        <w:jc w:val="lowKashida"/>
         <w:rPr>
           <w:rFonts w:asciiTheme="majorHAnsi" w:hAnsiTheme="majorHAnsi"/>
           <w:sz w:val="28"/>
@@ -199,7 +209,8 @@
     </w:p>
     <w:p>
       <w:pPr>
-        <w:spacing w:line="300" w:lineRule="auto"/>
+        <w:spacing w:line="276" w:lineRule="auto"/>
+        <w:jc w:val="lowKashida"/>
         <w:rPr>
           <w:rFonts w:asciiTheme="majorHAnsi" w:hAnsiTheme="majorHAnsi"/>
           <w:sz w:val="28"/>
@@ -217,7 +228,8 @@
     </w:p>
     <w:p>
       <w:pPr>
-        <w:spacing w:line="300" w:lineRule="auto"/>
+        <w:spacing w:line="276" w:lineRule="auto"/>
+        <w:jc w:val="lowKashida"/>
         <w:rPr>
           <w:rFonts w:asciiTheme="majorHAnsi" w:hAnsiTheme="majorHAnsi"/>
           <w:sz w:val="28"/>
@@ -235,7 +247,8 @@
     </w:p>
     <w:p>
       <w:pPr>
-        <w:spacing w:line="300" w:lineRule="auto"/>
+        <w:spacing w:line="276" w:lineRule="auto"/>
+        <w:jc w:val="lowKashida"/>
         <w:rPr>
           <w:rFonts w:asciiTheme="majorHAnsi" w:hAnsiTheme="majorHAnsi"/>
           <w:sz w:val="28"/>
@@ -253,7 +266,8 @@
     </w:p>
     <w:p>
       <w:pPr>
-        <w:spacing w:line="300" w:lineRule="auto"/>
+        <w:spacing w:line="276" w:lineRule="auto"/>
+        <w:jc w:val="lowKashida"/>
         <w:rPr>
           <w:rFonts w:asciiTheme="majorHAnsi" w:hAnsiTheme="majorHAnsi"/>
           <w:sz w:val="28"/>
@@ -271,17 +285,19 @@
     </w:p>
     <w:p>
       <w:pPr>
-        <w:spacing w:line="300" w:lineRule="auto"/>
-        <w:rPr>
-          <w:rFonts w:asciiTheme="majorHAnsi" w:hAnsiTheme="majorHAnsi"/>
-          <w:sz w:val="28"/>
-          <w:szCs w:val="28"/>
-        </w:rPr>
-      </w:pPr>
-    </w:p>
-    <w:p>
-      <w:pPr>
-        <w:spacing w:line="300" w:lineRule="auto"/>
+        <w:spacing w:line="276" w:lineRule="auto"/>
+        <w:jc w:val="lowKashida"/>
+        <w:rPr>
+          <w:rFonts w:asciiTheme="majorHAnsi" w:hAnsiTheme="majorHAnsi"/>
+          <w:sz w:val="28"/>
+          <w:szCs w:val="28"/>
+        </w:rPr>
+      </w:pPr>
+    </w:p>
+    <w:p>
+      <w:pPr>
+        <w:spacing w:line="276" w:lineRule="auto"/>
+        <w:jc w:val="lowKashida"/>
         <w:rPr>
           <w:rFonts w:asciiTheme="majorHAnsi" w:hAnsiTheme="majorHAnsi"/>
           <w:sz w:val="28"/>
@@ -299,7 +315,8 @@
     </w:p>
     <w:p>
       <w:pPr>
-        <w:spacing w:line="300" w:lineRule="auto"/>
+        <w:spacing w:line="276" w:lineRule="auto"/>
+        <w:jc w:val="lowKashida"/>
         <w:rPr>
           <w:rFonts w:asciiTheme="majorHAnsi" w:hAnsiTheme="majorHAnsi"/>
           <w:sz w:val="28"/>
@@ -317,17 +334,19 @@
     </w:p>
     <w:p>
       <w:pPr>
-        <w:spacing w:line="300" w:lineRule="auto"/>
-        <w:rPr>
-          <w:rFonts w:asciiTheme="majorHAnsi" w:hAnsiTheme="majorHAnsi"/>
-          <w:sz w:val="28"/>
-          <w:szCs w:val="28"/>
-        </w:rPr>
-      </w:pPr>
-    </w:p>
-    <w:p>
-      <w:pPr>
-        <w:spacing w:line="300" w:lineRule="auto"/>
+        <w:spacing w:line="276" w:lineRule="auto"/>
+        <w:jc w:val="lowKashida"/>
+        <w:rPr>
+          <w:rFonts w:asciiTheme="majorHAnsi" w:hAnsiTheme="majorHAnsi"/>
+          <w:sz w:val="28"/>
+          <w:szCs w:val="28"/>
+        </w:rPr>
+      </w:pPr>
+    </w:p>
+    <w:p>
+      <w:pPr>
+        <w:spacing w:line="276" w:lineRule="auto"/>
+        <w:jc w:val="lowKashida"/>
         <w:rPr>
           <w:rFonts w:asciiTheme="majorHAnsi" w:hAnsiTheme="majorHAnsi"/>
           <w:sz w:val="28"/>
@@ -353,7 +372,8 @@
     </w:p>
     <w:p>
       <w:pPr>
-        <w:spacing w:line="300" w:lineRule="auto"/>
+        <w:spacing w:line="276" w:lineRule="auto"/>
+        <w:jc w:val="lowKashida"/>
         <w:rPr>
           <w:rFonts w:asciiTheme="majorHAnsi" w:hAnsiTheme="majorHAnsi"/>
           <w:sz w:val="28"/>
@@ -371,7 +391,8 @@
     </w:p>
     <w:p>
       <w:pPr>
-        <w:spacing w:line="300" w:lineRule="auto"/>
+        <w:spacing w:line="276" w:lineRule="auto"/>
+        <w:jc w:val="lowKashida"/>
         <w:rPr>
           <w:rFonts w:asciiTheme="majorHAnsi" w:hAnsiTheme="majorHAnsi"/>
           <w:sz w:val="28"/>
@@ -389,17 +410,38 @@
     </w:p>
     <w:p>
       <w:pPr>
-        <w:spacing w:line="300" w:lineRule="auto"/>
-        <w:rPr>
-          <w:rFonts w:asciiTheme="majorHAnsi" w:hAnsiTheme="majorHAnsi"/>
-          <w:sz w:val="28"/>
-          <w:szCs w:val="28"/>
-        </w:rPr>
-      </w:pPr>
-    </w:p>
-    <w:p>
-      <w:pPr>
-        <w:spacing w:line="300" w:lineRule="auto"/>
+        <w:spacing w:line="276" w:lineRule="auto"/>
+        <w:jc w:val="lowKashida"/>
+        <w:rPr>
+          <w:rFonts w:asciiTheme="majorHAnsi" w:hAnsiTheme="majorHAnsi"/>
+          <w:sz w:val="28"/>
+          <w:szCs w:val="28"/>
+        </w:rPr>
+      </w:pPr>
+    </w:p>
+    <w:p>
+      <w:pPr>
+        <w:spacing w:line="276" w:lineRule="auto"/>
+        <w:jc w:val="lowKashida"/>
+        <w:rPr>
+          <w:rFonts w:asciiTheme="majorHAnsi" w:hAnsiTheme="majorHAnsi"/>
+          <w:sz w:val="28"/>
+          <w:szCs w:val="28"/>
+        </w:rPr>
+      </w:pPr>
+      <w:r>
+        <w:rPr>
+          <w:rFonts w:asciiTheme="majorHAnsi" w:hAnsiTheme="majorHAnsi"/>
+          <w:sz w:val="28"/>
+          <w:szCs w:val="28"/>
+        </w:rPr>
+        <w:t>Etcd in HA environments, you will have multiple etcd instances spread across the master nodes.</w:t>
+      </w:r>
+    </w:p>
+    <w:p>
+      <w:pPr>
+        <w:spacing w:line="276" w:lineRule="auto"/>
+        <w:jc w:val="lowKashida"/>
         <w:rPr>
           <w:rFonts w:asciiTheme="majorHAnsi" w:hAnsiTheme="majorHAnsi"/>
           <w:sz w:val="28"/>
@@ -413,30 +455,13 @@
           <w:szCs w:val="28"/>
         </w:rPr>
         <w:lastRenderedPageBreak/>
-        <w:t>Etcd in HA environments, you will have multiple etcd instances spread across the master nodes.</w:t>
-      </w:r>
-    </w:p>
-    <w:p>
-      <w:pPr>
-        <w:spacing w:line="300" w:lineRule="auto"/>
-        <w:rPr>
-          <w:rFonts w:asciiTheme="majorHAnsi" w:hAnsiTheme="majorHAnsi"/>
-          <w:sz w:val="28"/>
-          <w:szCs w:val="28"/>
-        </w:rPr>
-      </w:pPr>
-      <w:r>
-        <w:rPr>
-          <w:rFonts w:asciiTheme="majorHAnsi" w:hAnsiTheme="majorHAnsi"/>
-          <w:sz w:val="28"/>
-          <w:szCs w:val="28"/>
-        </w:rPr>
         <w:t>Make sure that the etcd instances know about each other by setting the right parameter in etcd service configuration.</w:t>
       </w:r>
     </w:p>
     <w:p>
       <w:pPr>
-        <w:spacing w:line="300" w:lineRule="auto"/>
+        <w:spacing w:line="276" w:lineRule="auto"/>
+        <w:jc w:val="lowKashida"/>
         <w:rPr>
           <w:rFonts w:asciiTheme="majorHAnsi" w:hAnsiTheme="majorHAnsi"/>
           <w:sz w:val="28"/>
@@ -456,7 +481,8 @@
     </w:p>
     <w:p>
       <w:pPr>
-        <w:spacing w:line="300" w:lineRule="auto"/>
+        <w:spacing w:line="276" w:lineRule="auto"/>
+        <w:jc w:val="lowKashida"/>
         <w:rPr>
           <w:rFonts w:asciiTheme="majorHAnsi" w:hAnsiTheme="majorHAnsi"/>
           <w:sz w:val="28"/>
@@ -474,7 +500,8 @@
     </w:p>
     <w:p>
       <w:pPr>
-        <w:spacing w:line="300" w:lineRule="auto"/>
+        <w:spacing w:line="276" w:lineRule="auto"/>
+        <w:jc w:val="lowKashida"/>
         <w:rPr>
           <w:rFonts w:asciiTheme="majorHAnsi" w:hAnsiTheme="majorHAnsi"/>
           <w:sz w:val="28"/>
@@ -492,7 +519,8 @@
     </w:p>
     <w:p>
       <w:pPr>
-        <w:spacing w:line="300" w:lineRule="auto"/>
+        <w:spacing w:line="276" w:lineRule="auto"/>
+        <w:jc w:val="lowKashida"/>
         <w:rPr>
           <w:rFonts w:asciiTheme="majorHAnsi" w:hAnsiTheme="majorHAnsi"/>
           <w:sz w:val="28"/>
@@ -526,7 +554,8 @@
     </w:p>
     <w:p>
       <w:pPr>
-        <w:spacing w:line="300" w:lineRule="auto"/>
+        <w:spacing w:line="276" w:lineRule="auto"/>
+        <w:jc w:val="lowKashida"/>
         <w:rPr>
           <w:rFonts w:asciiTheme="majorHAnsi" w:hAnsiTheme="majorHAnsi"/>
           <w:sz w:val="28"/>
@@ -544,6 +573,8 @@
     </w:p>
     <w:p>
       <w:pPr>
+        <w:spacing w:line="276" w:lineRule="auto"/>
+        <w:jc w:val="lowKashida"/>
         <w:rPr>
           <w:rFonts w:asciiTheme="majorHAnsi" w:hAnsiTheme="majorHAnsi"/>
           <w:sz w:val="28"/>
@@ -561,7 +592,8 @@
     </w:p>
     <w:p>
       <w:pPr>
-        <w:spacing w:line="300" w:lineRule="auto"/>
+        <w:spacing w:line="276" w:lineRule="auto"/>
+        <w:jc w:val="lowKashida"/>
         <w:rPr>
           <w:rFonts w:asciiTheme="majorHAnsi" w:eastAsiaTheme="majorEastAsia" w:hAnsiTheme="majorHAnsi" w:cstheme="majorBidi"/>
           <w:b/>
@@ -588,7 +620,8 @@
     </w:p>
     <w:p>
       <w:pPr>
-        <w:spacing w:line="300" w:lineRule="auto"/>
+        <w:spacing w:line="276" w:lineRule="auto"/>
+        <w:jc w:val="lowKashida"/>
         <w:rPr>
           <w:rFonts w:asciiTheme="majorHAnsi" w:eastAsiaTheme="majorEastAsia" w:hAnsiTheme="majorHAnsi" w:cstheme="majorBidi"/>
           <w:spacing w:val="-10"/>
@@ -610,7 +643,8 @@
     </w:p>
     <w:p>
       <w:pPr>
-        <w:spacing w:line="300" w:lineRule="auto"/>
+        <w:spacing w:line="276" w:lineRule="auto"/>
+        <w:jc w:val="lowKashida"/>
         <w:rPr>
           <w:rFonts w:asciiTheme="majorHAnsi" w:eastAsiaTheme="majorEastAsia" w:hAnsiTheme="majorHAnsi" w:cstheme="majorBidi"/>
           <w:spacing w:val="-10"/>
@@ -632,7 +666,8 @@
     </w:p>
     <w:p>
       <w:pPr>
-        <w:spacing w:line="300" w:lineRule="auto"/>
+        <w:spacing w:line="276" w:lineRule="auto"/>
+        <w:jc w:val="lowKashida"/>
         <w:rPr>
           <w:rFonts w:asciiTheme="majorHAnsi" w:eastAsiaTheme="majorEastAsia" w:hAnsiTheme="majorHAnsi" w:cstheme="majorBidi"/>
           <w:spacing w:val="-10"/>
@@ -654,7 +689,8 @@
     </w:p>
     <w:p>
       <w:pPr>
-        <w:spacing w:line="300" w:lineRule="auto"/>
+        <w:spacing w:line="276" w:lineRule="auto"/>
+        <w:jc w:val="lowKashida"/>
         <w:rPr>
           <w:rFonts w:asciiTheme="majorHAnsi" w:eastAsiaTheme="majorEastAsia" w:hAnsiTheme="majorHAnsi" w:cstheme="majorBidi"/>
           <w:spacing w:val="-10"/>
@@ -698,7 +734,8 @@
     </w:p>
     <w:p>
       <w:pPr>
-        <w:spacing w:line="300" w:lineRule="auto"/>
+        <w:spacing w:line="276" w:lineRule="auto"/>
+        <w:jc w:val="lowKashida"/>
         <w:rPr>
           <w:rFonts w:asciiTheme="majorHAnsi" w:eastAsiaTheme="majorEastAsia" w:hAnsiTheme="majorHAnsi" w:cstheme="majorBidi"/>
           <w:spacing w:val="-10"/>
@@ -720,7 +757,8 @@
     </w:p>
     <w:p>
       <w:pPr>
-        <w:spacing w:line="300" w:lineRule="auto"/>
+        <w:spacing w:line="276" w:lineRule="auto"/>
+        <w:jc w:val="lowKashida"/>
         <w:rPr>
           <w:rFonts w:asciiTheme="majorHAnsi" w:eastAsiaTheme="majorEastAsia" w:hAnsiTheme="majorHAnsi" w:cstheme="majorBidi"/>
           <w:spacing w:val="-10"/>
@@ -742,7 +780,8 @@
     </w:p>
     <w:p>
       <w:pPr>
-        <w:spacing w:line="300" w:lineRule="auto"/>
+        <w:spacing w:line="276" w:lineRule="auto"/>
+        <w:jc w:val="lowKashida"/>
         <w:rPr>
           <w:rFonts w:asciiTheme="majorHAnsi" w:eastAsiaTheme="majorEastAsia" w:hAnsiTheme="majorHAnsi" w:cstheme="majorBidi"/>
           <w:spacing w:val="-10"/>
@@ -764,7 +803,8 @@
     </w:p>
     <w:p>
       <w:pPr>
-        <w:spacing w:line="300" w:lineRule="auto"/>
+        <w:spacing w:line="276" w:lineRule="auto"/>
+        <w:jc w:val="lowKashida"/>
         <w:rPr>
           <w:rFonts w:asciiTheme="majorHAnsi" w:eastAsiaTheme="majorEastAsia" w:hAnsiTheme="majorHAnsi" w:cstheme="majorBidi"/>
           <w:spacing w:val="-10"/>
@@ -783,8 +823,2362 @@
         </w:rPr>
         <w:t>The kubelet then creates the pod on the node and instructs the container runtime engine to deploy application image.</w:t>
       </w:r>
-      <w:bookmarkStart w:id="0" w:name="_GoBack"/>
-      <w:bookmarkEnd w:id="0"/>
+      <w:r>
+        <w:rPr>
+          <w:rFonts w:asciiTheme="majorHAnsi" w:eastAsiaTheme="majorEastAsia" w:hAnsiTheme="majorHAnsi" w:cstheme="majorBidi"/>
+          <w:spacing w:val="-10"/>
+          <w:kern w:val="28"/>
+          <w:sz w:val="28"/>
+          <w:szCs w:val="28"/>
+        </w:rPr>
+        <w:t xml:space="preserve"> Once done, the kubelet updates the status back to the API server, and the API server then updates the data back in the etcd cluster.</w:t>
+      </w:r>
+      <w:r>
+        <w:rPr>
+          <w:rFonts w:asciiTheme="majorHAnsi" w:eastAsiaTheme="majorEastAsia" w:hAnsiTheme="majorHAnsi" w:cstheme="majorBidi"/>
+          <w:spacing w:val="-10"/>
+          <w:kern w:val="28"/>
+          <w:sz w:val="28"/>
+          <w:szCs w:val="28"/>
+        </w:rPr>
+        <w:t xml:space="preserve"> A similar pattern is followed every time a change is requested.</w:t>
+      </w:r>
+    </w:p>
+    <w:p>
+      <w:pPr>
+        <w:spacing w:line="276" w:lineRule="auto"/>
+        <w:jc w:val="lowKashida"/>
+        <w:rPr>
+          <w:rFonts w:asciiTheme="majorHAnsi" w:eastAsiaTheme="majorEastAsia" w:hAnsiTheme="majorHAnsi" w:cstheme="majorBidi"/>
+          <w:spacing w:val="-10"/>
+          <w:kern w:val="28"/>
+          <w:sz w:val="28"/>
+          <w:szCs w:val="28"/>
+        </w:rPr>
+      </w:pPr>
+      <w:r>
+        <w:rPr>
+          <w:rFonts w:asciiTheme="majorHAnsi" w:eastAsiaTheme="majorEastAsia" w:hAnsiTheme="majorHAnsi" w:cstheme="majorBidi"/>
+          <w:spacing w:val="-10"/>
+          <w:kern w:val="28"/>
+          <w:sz w:val="28"/>
+          <w:szCs w:val="28"/>
+        </w:rPr>
+        <w:t>The Kube API server is at the center of all the different tasks that need to be performed to make a change in the cluster.</w:t>
+      </w:r>
+    </w:p>
+    <w:p>
+      <w:pPr>
+        <w:spacing w:line="276" w:lineRule="auto"/>
+        <w:jc w:val="lowKashida"/>
+        <w:rPr>
+          <w:rFonts w:asciiTheme="majorHAnsi" w:eastAsiaTheme="majorEastAsia" w:hAnsiTheme="majorHAnsi" w:cstheme="majorBidi"/>
+          <w:spacing w:val="-10"/>
+          <w:kern w:val="28"/>
+          <w:sz w:val="28"/>
+          <w:szCs w:val="28"/>
+        </w:rPr>
+      </w:pPr>
+      <w:r>
+        <w:rPr>
+          <w:rFonts w:asciiTheme="majorHAnsi" w:eastAsiaTheme="majorEastAsia" w:hAnsiTheme="majorHAnsi" w:cstheme="majorBidi"/>
+          <w:spacing w:val="-10"/>
+          <w:kern w:val="28"/>
+          <w:sz w:val="28"/>
+          <w:szCs w:val="28"/>
+        </w:rPr>
+        <w:t xml:space="preserve">To summarize, the Kube API server is responsible for authenticating, and validate requests, retrieving and updating data in the etcd data store. In </w:t>
+      </w:r>
+      <w:r>
+        <w:rPr>
+          <w:rFonts w:asciiTheme="majorHAnsi" w:eastAsiaTheme="majorEastAsia" w:hAnsiTheme="majorHAnsi" w:cstheme="majorBidi"/>
+          <w:spacing w:val="-10"/>
+          <w:kern w:val="28"/>
+          <w:sz w:val="28"/>
+          <w:szCs w:val="28"/>
+        </w:rPr>
+        <w:t>fact,</w:t>
+      </w:r>
+      <w:r>
+        <w:rPr>
+          <w:rFonts w:asciiTheme="majorHAnsi" w:eastAsiaTheme="majorEastAsia" w:hAnsiTheme="majorHAnsi" w:cstheme="majorBidi"/>
+          <w:spacing w:val="-10"/>
+          <w:kern w:val="28"/>
+          <w:sz w:val="28"/>
+          <w:szCs w:val="28"/>
+        </w:rPr>
+        <w:t xml:space="preserve"> Kube API server is the only component that interacts directly with etcd data store.</w:t>
+      </w:r>
+      <w:r>
+        <w:rPr>
+          <w:rFonts w:asciiTheme="majorHAnsi" w:eastAsiaTheme="majorEastAsia" w:hAnsiTheme="majorHAnsi" w:cstheme="majorBidi"/>
+          <w:spacing w:val="-10"/>
+          <w:kern w:val="28"/>
+          <w:sz w:val="28"/>
+          <w:szCs w:val="28"/>
+        </w:rPr>
+        <w:t xml:space="preserve"> the other components, such as scheduler, Kube controller manager and Kubelet use the API server to perform updates in the cluster in their respective areas.</w:t>
+      </w:r>
+    </w:p>
+    <w:p>
+      <w:pPr>
+        <w:spacing w:line="276" w:lineRule="auto"/>
+        <w:jc w:val="lowKashida"/>
+        <w:rPr>
+          <w:rFonts w:asciiTheme="majorHAnsi" w:eastAsiaTheme="majorEastAsia" w:hAnsiTheme="majorHAnsi" w:cstheme="majorBidi"/>
+          <w:spacing w:val="-10"/>
+          <w:kern w:val="28"/>
+          <w:sz w:val="28"/>
+          <w:szCs w:val="28"/>
+        </w:rPr>
+      </w:pPr>
+    </w:p>
+    <w:p>
+      <w:pPr>
+        <w:spacing w:line="276" w:lineRule="auto"/>
+        <w:jc w:val="lowKashida"/>
+        <w:rPr>
+          <w:rFonts w:asciiTheme="majorHAnsi" w:eastAsiaTheme="majorEastAsia" w:hAnsiTheme="majorHAnsi" w:cstheme="majorBidi"/>
+          <w:spacing w:val="-10"/>
+          <w:kern w:val="28"/>
+          <w:sz w:val="28"/>
+          <w:szCs w:val="28"/>
+        </w:rPr>
+      </w:pPr>
+      <w:r>
+        <w:rPr>
+          <w:rFonts w:asciiTheme="majorHAnsi" w:eastAsiaTheme="majorEastAsia" w:hAnsiTheme="majorHAnsi" w:cstheme="majorBidi"/>
+          <w:spacing w:val="-10"/>
+          <w:kern w:val="28"/>
+          <w:sz w:val="28"/>
+          <w:szCs w:val="28"/>
+        </w:rPr>
+        <w:t>If you bootstrapped your cluster using the Kube admin tool, you don't need to know this. However, if you are setting up the cluster manually, the Kube API server is available as a binary on the Kubernetes release page.</w:t>
+      </w:r>
+      <w:r>
+        <w:rPr>
+          <w:rFonts w:asciiTheme="majorHAnsi" w:eastAsiaTheme="majorEastAsia" w:hAnsiTheme="majorHAnsi" w:cstheme="majorBidi"/>
+          <w:spacing w:val="-10"/>
+          <w:kern w:val="28"/>
+          <w:sz w:val="28"/>
+          <w:szCs w:val="28"/>
+        </w:rPr>
+        <w:t xml:space="preserve"> Download it, and configure it to run as a service on your</w:t>
+      </w:r>
+      <w:r>
+        <w:rPr>
+          <w:rFonts w:asciiTheme="majorHAnsi" w:eastAsiaTheme="majorEastAsia" w:hAnsiTheme="majorHAnsi" w:cstheme="majorBidi"/>
+          <w:spacing w:val="-10"/>
+          <w:kern w:val="28"/>
+          <w:sz w:val="28"/>
+          <w:szCs w:val="28"/>
+        </w:rPr>
+        <w:t xml:space="preserve"> Kubernetes master node.</w:t>
+      </w:r>
+    </w:p>
+    <w:p>
+      <w:pPr>
+        <w:spacing w:line="276" w:lineRule="auto"/>
+        <w:jc w:val="lowKashida"/>
+        <w:rPr>
+          <w:rFonts w:asciiTheme="majorHAnsi" w:eastAsiaTheme="majorEastAsia" w:hAnsiTheme="majorHAnsi" w:cstheme="majorBidi"/>
+          <w:spacing w:val="-10"/>
+          <w:kern w:val="28"/>
+          <w:sz w:val="28"/>
+          <w:szCs w:val="28"/>
+        </w:rPr>
+      </w:pPr>
+      <w:r>
+        <w:rPr>
+          <w:rFonts w:asciiTheme="majorHAnsi" w:eastAsiaTheme="majorEastAsia" w:hAnsiTheme="majorHAnsi" w:cstheme="majorBidi"/>
+          <w:spacing w:val="-10"/>
+          <w:kern w:val="28"/>
+          <w:sz w:val="28"/>
+          <w:szCs w:val="28"/>
+        </w:rPr>
+        <w:t>The Kube API server is run with a lot of parameters, as you can see here:</w:t>
+      </w:r>
+    </w:p>
+    <w:p>
+      <w:pPr>
+        <w:spacing w:line="276" w:lineRule="auto"/>
+        <w:jc w:val="lowKashida"/>
+        <w:rPr>
+          <w:rFonts w:asciiTheme="majorHAnsi" w:eastAsiaTheme="majorEastAsia" w:hAnsiTheme="majorHAnsi" w:cstheme="majorBidi"/>
+          <w:spacing w:val="-10"/>
+          <w:kern w:val="28"/>
+          <w:sz w:val="28"/>
+          <w:szCs w:val="28"/>
+        </w:rPr>
+      </w:pPr>
+      <w:r>
+        <w:rPr>
+          <w:rFonts w:asciiTheme="majorHAnsi" w:eastAsiaTheme="majorEastAsia" w:hAnsiTheme="majorHAnsi" w:cstheme="majorBidi"/>
+          <w:spacing w:val="-10"/>
+          <w:kern w:val="28"/>
+          <w:sz w:val="28"/>
+          <w:szCs w:val="28"/>
+        </w:rPr>
+        <w:lastRenderedPageBreak/>
+        <w:t>$kube-apiserver.service</w:t>
+      </w:r>
+    </w:p>
+    <w:p>
+      <w:pPr>
+        <w:spacing w:line="276" w:lineRule="auto"/>
+        <w:jc w:val="lowKashida"/>
+        <w:rPr>
+          <w:rFonts w:asciiTheme="majorHAnsi" w:eastAsiaTheme="majorEastAsia" w:hAnsiTheme="majorHAnsi" w:cstheme="majorBidi"/>
+          <w:spacing w:val="-10"/>
+          <w:kern w:val="28"/>
+          <w:sz w:val="28"/>
+          <w:szCs w:val="28"/>
+        </w:rPr>
+      </w:pPr>
+      <w:r>
+        <w:rPr>
+          <w:rFonts w:asciiTheme="majorHAnsi" w:eastAsiaTheme="majorEastAsia" w:hAnsiTheme="majorHAnsi" w:cstheme="majorBidi"/>
+          <w:spacing w:val="-10"/>
+          <w:kern w:val="28"/>
+          <w:sz w:val="28"/>
+          <w:szCs w:val="28"/>
+        </w:rPr>
+        <w:t>The Kubernetes architecture consists of a lot of different components working with each other, talking to each other in many different ways. So, they all need to know where the other components are.</w:t>
+      </w:r>
+    </w:p>
+    <w:p>
+      <w:pPr>
+        <w:spacing w:line="276" w:lineRule="auto"/>
+        <w:jc w:val="lowKashida"/>
+        <w:rPr>
+          <w:rFonts w:asciiTheme="majorHAnsi" w:eastAsiaTheme="majorEastAsia" w:hAnsiTheme="majorHAnsi" w:cstheme="majorBidi"/>
+          <w:spacing w:val="-10"/>
+          <w:kern w:val="28"/>
+          <w:sz w:val="28"/>
+          <w:szCs w:val="28"/>
+        </w:rPr>
+      </w:pPr>
+      <w:r>
+        <w:rPr>
+          <w:rFonts w:asciiTheme="majorHAnsi" w:eastAsiaTheme="majorEastAsia" w:hAnsiTheme="majorHAnsi" w:cstheme="majorBidi"/>
+          <w:spacing w:val="-10"/>
+          <w:kern w:val="28"/>
+          <w:sz w:val="28"/>
+          <w:szCs w:val="28"/>
+        </w:rPr>
+        <w:t>There are different modes of authentication, authorization, encryption, and security and that’s way you have so many options.</w:t>
+      </w:r>
+    </w:p>
+    <w:p>
+      <w:pPr>
+        <w:spacing w:line="276" w:lineRule="auto"/>
+        <w:jc w:val="lowKashida"/>
+        <w:rPr>
+          <w:rFonts w:asciiTheme="majorHAnsi" w:eastAsiaTheme="majorEastAsia" w:hAnsiTheme="majorHAnsi" w:cstheme="majorBidi"/>
+          <w:spacing w:val="-10"/>
+          <w:kern w:val="28"/>
+          <w:sz w:val="28"/>
+          <w:szCs w:val="28"/>
+        </w:rPr>
+      </w:pPr>
+      <w:r>
+        <w:rPr>
+          <w:rFonts w:asciiTheme="majorHAnsi" w:eastAsiaTheme="majorEastAsia" w:hAnsiTheme="majorHAnsi" w:cstheme="majorBidi"/>
+          <w:spacing w:val="-10"/>
+          <w:kern w:val="28"/>
+          <w:sz w:val="28"/>
+          <w:szCs w:val="28"/>
+        </w:rPr>
+        <w:t>How do you view the Kube API server options in an existing cluster?</w:t>
+      </w:r>
+    </w:p>
+    <w:p>
+      <w:pPr>
+        <w:spacing w:line="276" w:lineRule="auto"/>
+        <w:jc w:val="lowKashida"/>
+        <w:rPr>
+          <w:rFonts w:asciiTheme="majorHAnsi" w:eastAsiaTheme="majorEastAsia" w:hAnsiTheme="majorHAnsi" w:cstheme="majorBidi"/>
+          <w:spacing w:val="-10"/>
+          <w:kern w:val="28"/>
+          <w:sz w:val="28"/>
+          <w:szCs w:val="28"/>
+        </w:rPr>
+      </w:pPr>
+      <w:r>
+        <w:rPr>
+          <w:rFonts w:asciiTheme="majorHAnsi" w:eastAsiaTheme="majorEastAsia" w:hAnsiTheme="majorHAnsi" w:cstheme="majorBidi"/>
+          <w:spacing w:val="-10"/>
+          <w:kern w:val="28"/>
+          <w:sz w:val="28"/>
+          <w:szCs w:val="28"/>
+        </w:rPr>
+        <w:t xml:space="preserve">It depends on how you set up your cluster. If you set </w:t>
+      </w:r>
+      <w:proofErr w:type="gramStart"/>
+      <w:r>
+        <w:rPr>
+          <w:rFonts w:asciiTheme="majorHAnsi" w:eastAsiaTheme="majorEastAsia" w:hAnsiTheme="majorHAnsi" w:cstheme="majorBidi"/>
+          <w:spacing w:val="-10"/>
+          <w:kern w:val="28"/>
+          <w:sz w:val="28"/>
+          <w:szCs w:val="28"/>
+        </w:rPr>
+        <w:t>it</w:t>
+      </w:r>
+      <w:r>
+        <w:rPr>
+          <w:rFonts w:asciiTheme="majorHAnsi" w:eastAsiaTheme="majorEastAsia" w:hAnsiTheme="majorHAnsi" w:cstheme="majorBidi"/>
+          <w:spacing w:val="-10"/>
+          <w:kern w:val="28"/>
+          <w:sz w:val="28"/>
+          <w:szCs w:val="28"/>
+        </w:rPr>
+        <w:t xml:space="preserve">  </w:t>
+      </w:r>
+      <w:r>
+        <w:rPr>
+          <w:rFonts w:asciiTheme="majorHAnsi" w:eastAsiaTheme="majorEastAsia" w:hAnsiTheme="majorHAnsi" w:cstheme="majorBidi"/>
+          <w:spacing w:val="-10"/>
+          <w:kern w:val="28"/>
+          <w:sz w:val="28"/>
+          <w:szCs w:val="28"/>
+        </w:rPr>
+        <w:t>up</w:t>
+      </w:r>
+      <w:proofErr w:type="gramEnd"/>
+      <w:r>
+        <w:rPr>
+          <w:rFonts w:asciiTheme="majorHAnsi" w:eastAsiaTheme="majorEastAsia" w:hAnsiTheme="majorHAnsi" w:cstheme="majorBidi"/>
+          <w:spacing w:val="-10"/>
+          <w:kern w:val="28"/>
+          <w:sz w:val="28"/>
+          <w:szCs w:val="28"/>
+        </w:rPr>
+        <w:t xml:space="preserve"> with </w:t>
+      </w:r>
+      <w:r>
+        <w:rPr>
+          <w:rFonts w:asciiTheme="majorHAnsi" w:eastAsiaTheme="majorEastAsia" w:hAnsiTheme="majorHAnsi" w:cstheme="majorBidi"/>
+          <w:spacing w:val="-10"/>
+          <w:kern w:val="28"/>
+          <w:sz w:val="28"/>
+          <w:szCs w:val="28"/>
+        </w:rPr>
+        <w:t xml:space="preserve">the </w:t>
+      </w:r>
+      <w:r>
+        <w:rPr>
+          <w:rFonts w:asciiTheme="majorHAnsi" w:eastAsiaTheme="majorEastAsia" w:hAnsiTheme="majorHAnsi" w:cstheme="majorBidi"/>
+          <w:spacing w:val="-10"/>
+          <w:kern w:val="28"/>
+          <w:sz w:val="28"/>
+          <w:szCs w:val="28"/>
+        </w:rPr>
+        <w:t>Kube admin tool, the Kube admin deploys the Kube API server as a pod in the kube system namespace on the master node.</w:t>
+      </w:r>
+    </w:p>
+    <w:p>
+      <w:pPr>
+        <w:spacing w:line="276" w:lineRule="auto"/>
+        <w:jc w:val="lowKashida"/>
+        <w:rPr>
+          <w:rFonts w:asciiTheme="majorHAnsi" w:eastAsiaTheme="majorEastAsia" w:hAnsiTheme="majorHAnsi" w:cstheme="majorBidi"/>
+          <w:spacing w:val="-10"/>
+          <w:kern w:val="28"/>
+          <w:sz w:val="28"/>
+          <w:szCs w:val="28"/>
+        </w:rPr>
+      </w:pPr>
+      <w:r>
+        <w:rPr>
+          <w:rFonts w:asciiTheme="majorHAnsi" w:eastAsiaTheme="majorEastAsia" w:hAnsiTheme="majorHAnsi" w:cstheme="majorBidi"/>
+          <w:spacing w:val="-10"/>
+          <w:kern w:val="28"/>
+          <w:sz w:val="28"/>
+          <w:szCs w:val="28"/>
+        </w:rPr>
+        <w:t>$kubectl get pods  -n kube-system</w:t>
+      </w:r>
+    </w:p>
+    <w:p>
+      <w:pPr>
+        <w:spacing w:line="276" w:lineRule="auto"/>
+        <w:jc w:val="lowKashida"/>
+        <w:rPr>
+          <w:rFonts w:asciiTheme="majorHAnsi" w:eastAsiaTheme="majorEastAsia" w:hAnsiTheme="majorHAnsi" w:cstheme="majorBidi"/>
+          <w:spacing w:val="-10"/>
+          <w:kern w:val="28"/>
+          <w:sz w:val="28"/>
+          <w:szCs w:val="28"/>
+        </w:rPr>
+      </w:pPr>
+      <w:r>
+        <w:rPr>
+          <w:rFonts w:asciiTheme="majorHAnsi" w:eastAsiaTheme="majorEastAsia" w:hAnsiTheme="majorHAnsi" w:cstheme="majorBidi"/>
+          <w:spacing w:val="-10"/>
+          <w:kern w:val="28"/>
+          <w:sz w:val="28"/>
+          <w:szCs w:val="28"/>
+        </w:rPr>
+        <w:t>You can see the options within the pod definition file located at:</w:t>
+      </w:r>
+    </w:p>
+    <w:p>
+      <w:pPr>
+        <w:spacing w:line="276" w:lineRule="auto"/>
+        <w:jc w:val="lowKashida"/>
+        <w:rPr>
+          <w:rFonts w:asciiTheme="majorHAnsi" w:eastAsiaTheme="majorEastAsia" w:hAnsiTheme="majorHAnsi" w:cstheme="majorBidi"/>
+          <w:spacing w:val="-10"/>
+          <w:kern w:val="28"/>
+          <w:sz w:val="28"/>
+          <w:szCs w:val="28"/>
+        </w:rPr>
+      </w:pPr>
+      <w:r>
+        <w:rPr>
+          <w:rFonts w:asciiTheme="majorHAnsi" w:eastAsiaTheme="majorEastAsia" w:hAnsiTheme="majorHAnsi" w:cstheme="majorBidi"/>
+          <w:spacing w:val="-10"/>
+          <w:kern w:val="28"/>
+          <w:sz w:val="28"/>
+          <w:szCs w:val="28"/>
+        </w:rPr>
+        <w:t>/etc/Kubernetes/manifests/kube-apiserver.yaml</w:t>
+      </w:r>
+    </w:p>
+    <w:p>
+      <w:pPr>
+        <w:spacing w:line="276" w:lineRule="auto"/>
+        <w:jc w:val="lowKashida"/>
+        <w:rPr>
+          <w:rFonts w:asciiTheme="majorHAnsi" w:eastAsiaTheme="majorEastAsia" w:hAnsiTheme="majorHAnsi" w:cstheme="majorBidi"/>
+          <w:spacing w:val="-10"/>
+          <w:kern w:val="28"/>
+          <w:sz w:val="28"/>
+          <w:szCs w:val="28"/>
+        </w:rPr>
+      </w:pPr>
+      <w:r>
+        <w:rPr>
+          <w:rFonts w:asciiTheme="majorHAnsi" w:eastAsiaTheme="majorEastAsia" w:hAnsiTheme="majorHAnsi" w:cstheme="majorBidi"/>
+          <w:spacing w:val="-10"/>
+          <w:kern w:val="28"/>
+          <w:sz w:val="28"/>
+          <w:szCs w:val="28"/>
+        </w:rPr>
+        <w:t>You can inspect the options by viewing the Kube API server service located at:</w:t>
+      </w:r>
+    </w:p>
+    <w:p>
+      <w:pPr>
+        <w:spacing w:line="276" w:lineRule="auto"/>
+        <w:jc w:val="lowKashida"/>
+        <w:rPr>
+          <w:rFonts w:asciiTheme="majorHAnsi" w:eastAsiaTheme="majorEastAsia" w:hAnsiTheme="majorHAnsi" w:cstheme="majorBidi"/>
+          <w:spacing w:val="-10"/>
+          <w:kern w:val="28"/>
+          <w:sz w:val="28"/>
+          <w:szCs w:val="28"/>
+        </w:rPr>
+      </w:pPr>
+      <w:r>
+        <w:rPr>
+          <w:rFonts w:asciiTheme="majorHAnsi" w:eastAsiaTheme="majorEastAsia" w:hAnsiTheme="majorHAnsi" w:cstheme="majorBidi"/>
+          <w:spacing w:val="-10"/>
+          <w:kern w:val="28"/>
+          <w:sz w:val="28"/>
+          <w:szCs w:val="28"/>
+        </w:rPr>
+        <w:t>/etc/</w:t>
+      </w:r>
+      <w:r>
+        <w:rPr>
+          <w:rFonts w:asciiTheme="majorHAnsi" w:eastAsiaTheme="majorEastAsia" w:hAnsiTheme="majorHAnsi" w:cstheme="majorBidi"/>
+          <w:spacing w:val="-10"/>
+          <w:kern w:val="28"/>
+          <w:sz w:val="28"/>
+          <w:szCs w:val="28"/>
+        </w:rPr>
+        <w:t>systemd</w:t>
+      </w:r>
+      <w:r>
+        <w:rPr>
+          <w:rFonts w:asciiTheme="majorHAnsi" w:eastAsiaTheme="majorEastAsia" w:hAnsiTheme="majorHAnsi" w:cstheme="majorBidi"/>
+          <w:spacing w:val="-10"/>
+          <w:kern w:val="28"/>
+          <w:sz w:val="28"/>
+          <w:szCs w:val="28"/>
+        </w:rPr>
+        <w:t>/</w:t>
+      </w:r>
+      <w:r>
+        <w:rPr>
+          <w:rFonts w:asciiTheme="majorHAnsi" w:eastAsiaTheme="majorEastAsia" w:hAnsiTheme="majorHAnsi" w:cstheme="majorBidi"/>
+          <w:spacing w:val="-10"/>
+          <w:kern w:val="28"/>
+          <w:sz w:val="28"/>
+          <w:szCs w:val="28"/>
+        </w:rPr>
+        <w:t>system</w:t>
+      </w:r>
+      <w:r>
+        <w:rPr>
+          <w:rFonts w:asciiTheme="majorHAnsi" w:eastAsiaTheme="majorEastAsia" w:hAnsiTheme="majorHAnsi" w:cstheme="majorBidi"/>
+          <w:spacing w:val="-10"/>
+          <w:kern w:val="28"/>
+          <w:sz w:val="28"/>
+          <w:szCs w:val="28"/>
+        </w:rPr>
+        <w:t>/kube-apiserver.</w:t>
+      </w:r>
+      <w:r>
+        <w:rPr>
+          <w:rFonts w:asciiTheme="majorHAnsi" w:eastAsiaTheme="majorEastAsia" w:hAnsiTheme="majorHAnsi" w:cstheme="majorBidi"/>
+          <w:spacing w:val="-10"/>
+          <w:kern w:val="28"/>
+          <w:sz w:val="28"/>
+          <w:szCs w:val="28"/>
+        </w:rPr>
+        <w:t>service</w:t>
+      </w:r>
+    </w:p>
+    <w:p>
+      <w:pPr>
+        <w:spacing w:line="276" w:lineRule="auto"/>
+        <w:jc w:val="lowKashida"/>
+        <w:rPr>
+          <w:rFonts w:asciiTheme="majorHAnsi" w:eastAsiaTheme="majorEastAsia" w:hAnsiTheme="majorHAnsi" w:cstheme="majorBidi"/>
+          <w:spacing w:val="-10"/>
+          <w:kern w:val="28"/>
+          <w:sz w:val="28"/>
+          <w:szCs w:val="28"/>
+        </w:rPr>
+      </w:pPr>
+      <w:r>
+        <w:rPr>
+          <w:rFonts w:asciiTheme="majorHAnsi" w:eastAsiaTheme="majorEastAsia" w:hAnsiTheme="majorHAnsi" w:cstheme="majorBidi"/>
+          <w:spacing w:val="-10"/>
+          <w:kern w:val="28"/>
+          <w:sz w:val="28"/>
+          <w:szCs w:val="28"/>
+        </w:rPr>
+        <w:t>You can also see the running process and the effective options by listing process on the master node and searching for the Kube API server.</w:t>
+      </w:r>
+    </w:p>
+    <w:p>
+      <w:pPr>
+        <w:spacing w:line="276" w:lineRule="auto"/>
+        <w:jc w:val="lowKashida"/>
+        <w:rPr>
+          <w:rFonts w:asciiTheme="majorHAnsi" w:eastAsiaTheme="majorEastAsia" w:hAnsiTheme="majorHAnsi" w:cstheme="majorBidi"/>
+          <w:spacing w:val="-10"/>
+          <w:kern w:val="28"/>
+          <w:sz w:val="28"/>
+          <w:szCs w:val="28"/>
+        </w:rPr>
+      </w:pPr>
+      <w:r>
+        <w:rPr>
+          <w:rFonts w:asciiTheme="majorHAnsi" w:eastAsiaTheme="majorEastAsia" w:hAnsiTheme="majorHAnsi" w:cstheme="majorBidi"/>
+          <w:spacing w:val="-10"/>
+          <w:kern w:val="28"/>
+          <w:sz w:val="28"/>
+          <w:szCs w:val="28"/>
+        </w:rPr>
+        <w:t>$ps -aux | grep kube-apiserver</w:t>
+      </w:r>
+    </w:p>
+    <w:p>
+      <w:pPr>
+        <w:spacing w:line="276" w:lineRule="auto"/>
+        <w:jc w:val="lowKashida"/>
+        <w:rPr>
+          <w:rFonts w:asciiTheme="majorHAnsi" w:eastAsiaTheme="majorEastAsia" w:hAnsiTheme="majorHAnsi" w:cstheme="majorBidi"/>
+          <w:spacing w:val="-10"/>
+          <w:kern w:val="28"/>
+          <w:sz w:val="28"/>
+          <w:szCs w:val="28"/>
+        </w:rPr>
+      </w:pPr>
+      <w:r>
+        <w:rPr>
+          <w:rFonts w:asciiTheme="majorHAnsi" w:eastAsiaTheme="majorEastAsia" w:hAnsiTheme="majorHAnsi" w:cstheme="majorBidi"/>
+          <w:spacing w:val="-10"/>
+          <w:kern w:val="28"/>
+          <w:sz w:val="28"/>
+          <w:szCs w:val="28"/>
+        </w:rPr>
+        <w:br w:type="page"/>
+      </w:r>
+    </w:p>
+    <w:p>
+      <w:pPr>
+        <w:spacing w:line="276" w:lineRule="auto"/>
+        <w:jc w:val="lowKashida"/>
+        <w:rPr>
+          <w:rFonts w:asciiTheme="majorHAnsi" w:eastAsiaTheme="majorEastAsia" w:hAnsiTheme="majorHAnsi" w:cstheme="majorBidi"/>
+          <w:b/>
+          <w:bCs/>
+          <w:spacing w:val="-10"/>
+          <w:kern w:val="28"/>
+          <w:sz w:val="34"/>
+          <w:szCs w:val="34"/>
+        </w:rPr>
+      </w:pPr>
+      <w:r>
+        <w:rPr>
+          <w:rFonts w:asciiTheme="majorHAnsi" w:eastAsiaTheme="majorEastAsia" w:hAnsiTheme="majorHAnsi" w:cstheme="majorBidi"/>
+          <w:b/>
+          <w:bCs/>
+          <w:spacing w:val="-10"/>
+          <w:kern w:val="28"/>
+          <w:sz w:val="34"/>
+          <w:szCs w:val="34"/>
+        </w:rPr>
+        <w:lastRenderedPageBreak/>
+        <w:t>Kube controller manager:</w:t>
+      </w:r>
+    </w:p>
+    <w:p>
+      <w:pPr>
+        <w:spacing w:line="276" w:lineRule="auto"/>
+        <w:jc w:val="lowKashida"/>
+        <w:rPr>
+          <w:rFonts w:asciiTheme="majorHAnsi" w:eastAsiaTheme="majorEastAsia" w:hAnsiTheme="majorHAnsi" w:cstheme="majorBidi"/>
+          <w:spacing w:val="-10"/>
+          <w:kern w:val="28"/>
+          <w:sz w:val="28"/>
+          <w:szCs w:val="28"/>
+          <w:lang w:bidi="fa-IR"/>
+        </w:rPr>
+      </w:pPr>
+      <w:r>
+        <w:rPr>
+          <w:rFonts w:asciiTheme="majorHAnsi" w:eastAsiaTheme="majorEastAsia" w:hAnsiTheme="majorHAnsi" w:cstheme="majorBidi"/>
+          <w:spacing w:val="-10"/>
+          <w:kern w:val="28"/>
+          <w:sz w:val="28"/>
+          <w:szCs w:val="28"/>
+        </w:rPr>
+        <w:t>Manages various controller in Kubernetes.</w:t>
+      </w:r>
+      <w:r>
+        <w:rPr>
+          <w:rFonts w:asciiTheme="majorHAnsi" w:eastAsiaTheme="majorEastAsia" w:hAnsiTheme="majorHAnsi" w:cstheme="majorBidi"/>
+          <w:spacing w:val="-10"/>
+          <w:kern w:val="28"/>
+          <w:sz w:val="28"/>
+          <w:szCs w:val="28"/>
+          <w:lang w:bidi="fa-IR"/>
+        </w:rPr>
+        <w:t xml:space="preserve"> A controller is like an office or department within the master ship that have their own set of responsibilities, such as an office for the ships would be responsible for monitoring and taking necessary actions about the ship. Everywhen a new ship arrives, or when a ship leaves or gets destroyed, </w:t>
+      </w:r>
+      <w:r>
+        <w:rPr>
+          <w:rFonts w:asciiTheme="majorHAnsi" w:eastAsiaTheme="majorEastAsia" w:hAnsiTheme="majorHAnsi" w:cstheme="majorBidi"/>
+          <w:spacing w:val="-10"/>
+          <w:kern w:val="28"/>
+          <w:sz w:val="28"/>
+          <w:szCs w:val="28"/>
+          <w:lang w:bidi="fa-IR"/>
+        </w:rPr>
+        <w:t>another office could manage the containers on the ship</w:t>
+      </w:r>
+      <w:r>
+        <w:rPr>
+          <w:rFonts w:asciiTheme="majorHAnsi" w:eastAsiaTheme="majorEastAsia" w:hAnsiTheme="majorHAnsi" w:cstheme="majorBidi"/>
+          <w:spacing w:val="-10"/>
+          <w:kern w:val="28"/>
+          <w:sz w:val="28"/>
+          <w:szCs w:val="28"/>
+          <w:lang w:bidi="fa-IR"/>
+        </w:rPr>
+        <w:t>s</w:t>
+      </w:r>
+      <w:r>
+        <w:rPr>
+          <w:rFonts w:asciiTheme="majorHAnsi" w:eastAsiaTheme="majorEastAsia" w:hAnsiTheme="majorHAnsi" w:cstheme="majorBidi"/>
+          <w:spacing w:val="-10"/>
+          <w:kern w:val="28"/>
+          <w:sz w:val="28"/>
+          <w:szCs w:val="28"/>
+          <w:lang w:bidi="fa-IR"/>
+        </w:rPr>
+        <w:t>.</w:t>
+      </w:r>
+    </w:p>
+    <w:p>
+      <w:pPr>
+        <w:spacing w:line="276" w:lineRule="auto"/>
+        <w:jc w:val="lowKashida"/>
+        <w:rPr>
+          <w:rFonts w:asciiTheme="majorHAnsi" w:eastAsiaTheme="majorEastAsia" w:hAnsiTheme="majorHAnsi" w:cstheme="majorBidi"/>
+          <w:spacing w:val="-10"/>
+          <w:kern w:val="28"/>
+          <w:sz w:val="28"/>
+          <w:szCs w:val="28"/>
+          <w:lang w:bidi="fa-IR"/>
+        </w:rPr>
+      </w:pPr>
+      <w:r>
+        <w:rPr>
+          <w:rFonts w:asciiTheme="majorHAnsi" w:eastAsiaTheme="majorEastAsia" w:hAnsiTheme="majorHAnsi" w:cstheme="majorBidi"/>
+          <w:spacing w:val="-10"/>
+          <w:kern w:val="28"/>
+          <w:sz w:val="28"/>
+          <w:szCs w:val="28"/>
+          <w:lang w:bidi="fa-IR"/>
+        </w:rPr>
+        <w:t>They take care of containers that are damaged or fall off ships. These offices are 1- continuously on the lookout for the status of the ships 2- takes necessary actions to remediate the situation.</w:t>
+      </w:r>
+    </w:p>
+    <w:p>
+      <w:pPr>
+        <w:spacing w:line="276" w:lineRule="auto"/>
+        <w:jc w:val="lowKashida"/>
+        <w:rPr>
+          <w:rFonts w:asciiTheme="majorHAnsi" w:eastAsiaTheme="majorEastAsia" w:hAnsiTheme="majorHAnsi" w:cstheme="majorBidi"/>
+          <w:spacing w:val="-10"/>
+          <w:kern w:val="28"/>
+          <w:sz w:val="28"/>
+          <w:szCs w:val="28"/>
+          <w:lang w:bidi="fa-IR"/>
+        </w:rPr>
+      </w:pPr>
+      <w:r>
+        <w:rPr>
+          <w:rFonts w:asciiTheme="majorHAnsi" w:eastAsiaTheme="majorEastAsia" w:hAnsiTheme="majorHAnsi" w:cstheme="majorBidi"/>
+          <w:spacing w:val="-10"/>
+          <w:kern w:val="28"/>
+          <w:sz w:val="28"/>
+          <w:szCs w:val="28"/>
+          <w:lang w:bidi="fa-IR"/>
+        </w:rPr>
+        <w:t xml:space="preserve">In the Kubernetes terms, a controller is a process that continuously monitors the state of various components with the system, and works towards bringing the whole system to the desired functioning state. For example, the </w:t>
+      </w:r>
+      <w:r>
+        <w:rPr>
+          <w:rFonts w:asciiTheme="majorHAnsi" w:eastAsiaTheme="majorEastAsia" w:hAnsiTheme="majorHAnsi" w:cstheme="majorBidi"/>
+          <w:spacing w:val="-10"/>
+          <w:kern w:val="28"/>
+          <w:sz w:val="28"/>
+          <w:szCs w:val="28"/>
+          <w:lang w:bidi="fa-IR"/>
+        </w:rPr>
+        <w:t>node controller is responsible for monitoring the status of the nodes and taking necessary actions to keep applications running. It does that through the Kube API server. The node controller checks the status of the nodes every 5 seconds. That way the node controller can monitor the health of the nodes. If it stops receiving heartbeat from a node, the node is marked as unreachable, but it waits for 40s before marking it unreachable. After a node is marking it unreachable, it gives 5 minutes to come back up, if it doesn’t, it removes the pods assigned to that node and provisions them on the healthy ones.</w:t>
+      </w:r>
+    </w:p>
+    <w:p>
+      <w:pPr>
+        <w:spacing w:line="276" w:lineRule="auto"/>
+        <w:jc w:val="lowKashida"/>
+        <w:rPr>
+          <w:rFonts w:asciiTheme="majorHAnsi" w:eastAsiaTheme="majorEastAsia" w:hAnsiTheme="majorHAnsi" w:cstheme="majorBidi"/>
+          <w:spacing w:val="-10"/>
+          <w:kern w:val="28"/>
+          <w:sz w:val="28"/>
+          <w:szCs w:val="28"/>
+          <w:lang w:bidi="fa-IR"/>
+        </w:rPr>
+      </w:pPr>
+      <w:r>
+        <w:rPr>
+          <w:rFonts w:asciiTheme="majorHAnsi" w:eastAsiaTheme="majorEastAsia" w:hAnsiTheme="majorHAnsi" w:cstheme="majorBidi"/>
+          <w:spacing w:val="-10"/>
+          <w:kern w:val="28"/>
+          <w:sz w:val="28"/>
+          <w:szCs w:val="28"/>
+          <w:lang w:bidi="fa-IR"/>
+        </w:rPr>
+        <w:t>If the pods are part of a replica set, the next controller is the replication controller. It is responsible for monitoring the status of replica sets, and ensuring that the desired number of pods are available at all times within the set. If a pod dies, it creates another one.</w:t>
+      </w:r>
+    </w:p>
+    <w:p>
+      <w:pPr>
+        <w:spacing w:line="276" w:lineRule="auto"/>
+        <w:jc w:val="lowKashida"/>
+        <w:rPr>
+          <w:rFonts w:asciiTheme="majorHAnsi" w:eastAsiaTheme="majorEastAsia" w:hAnsiTheme="majorHAnsi" w:cstheme="majorBidi"/>
+          <w:spacing w:val="-10"/>
+          <w:kern w:val="28"/>
+          <w:sz w:val="28"/>
+          <w:szCs w:val="28"/>
+          <w:lang w:bidi="fa-IR"/>
+        </w:rPr>
+      </w:pPr>
+    </w:p>
+    <w:p>
+      <w:pPr>
+        <w:spacing w:line="276" w:lineRule="auto"/>
+        <w:jc w:val="lowKashida"/>
+        <w:rPr>
+          <w:rFonts w:asciiTheme="majorHAnsi" w:eastAsiaTheme="majorEastAsia" w:hAnsiTheme="majorHAnsi" w:cstheme="majorBidi"/>
+          <w:spacing w:val="-10"/>
+          <w:kern w:val="28"/>
+          <w:sz w:val="28"/>
+          <w:szCs w:val="28"/>
+          <w:lang w:bidi="fa-IR"/>
+        </w:rPr>
+      </w:pPr>
+      <w:r>
+        <w:rPr>
+          <w:rFonts w:asciiTheme="majorHAnsi" w:eastAsiaTheme="majorEastAsia" w:hAnsiTheme="majorHAnsi" w:cstheme="majorBidi"/>
+          <w:spacing w:val="-10"/>
+          <w:kern w:val="28"/>
+          <w:sz w:val="28"/>
+          <w:szCs w:val="28"/>
+          <w:lang w:bidi="fa-IR"/>
+        </w:rPr>
+        <w:t xml:space="preserve">There are many more such controllers available within Kubernetes. </w:t>
+      </w:r>
+      <w:r>
+        <w:rPr>
+          <w:rFonts w:asciiTheme="majorHAnsi" w:eastAsiaTheme="majorEastAsia" w:hAnsiTheme="majorHAnsi" w:cstheme="majorBidi"/>
+          <w:spacing w:val="-10"/>
+          <w:kern w:val="28"/>
+          <w:sz w:val="28"/>
+          <w:szCs w:val="28"/>
+          <w:lang w:bidi="fa-IR"/>
+        </w:rPr>
+        <w:t>Whatever concepts we have seen so far in Kubernetes, such as deployments, services, namespaces, or persistent volumes, and whatever intelligence is built into these constructs, are implemented through these various controllers.</w:t>
+      </w:r>
+    </w:p>
+    <w:p>
+      <w:pPr>
+        <w:spacing w:line="276" w:lineRule="auto"/>
+        <w:jc w:val="lowKashida"/>
+        <w:rPr>
+          <w:rFonts w:asciiTheme="majorHAnsi" w:eastAsiaTheme="majorEastAsia" w:hAnsiTheme="majorHAnsi" w:cstheme="majorBidi"/>
+          <w:spacing w:val="-10"/>
+          <w:kern w:val="28"/>
+          <w:sz w:val="28"/>
+          <w:szCs w:val="28"/>
+        </w:rPr>
+      </w:pPr>
+      <w:r>
+        <w:rPr>
+          <w:rFonts w:asciiTheme="majorHAnsi" w:eastAsiaTheme="majorEastAsia" w:hAnsiTheme="majorHAnsi" w:cstheme="majorBidi"/>
+          <w:spacing w:val="-10"/>
+          <w:kern w:val="28"/>
+          <w:sz w:val="28"/>
+          <w:szCs w:val="28"/>
+        </w:rPr>
+        <w:t>As you can imagine, this is kind of the brain behind a lot of things in Kubernetes.</w:t>
+      </w:r>
+    </w:p>
+    <w:p>
+      <w:pPr>
+        <w:spacing w:line="276" w:lineRule="auto"/>
+        <w:jc w:val="lowKashida"/>
+        <w:rPr>
+          <w:rFonts w:asciiTheme="majorHAnsi" w:eastAsiaTheme="majorEastAsia" w:hAnsiTheme="majorHAnsi" w:cstheme="majorBidi"/>
+          <w:spacing w:val="-10"/>
+          <w:kern w:val="28"/>
+          <w:sz w:val="28"/>
+          <w:szCs w:val="28"/>
+        </w:rPr>
+      </w:pPr>
+    </w:p>
+    <w:p>
+      <w:pPr>
+        <w:spacing w:line="276" w:lineRule="auto"/>
+        <w:jc w:val="lowKashida"/>
+        <w:rPr>
+          <w:rFonts w:asciiTheme="majorHAnsi" w:eastAsiaTheme="majorEastAsia" w:hAnsiTheme="majorHAnsi" w:cstheme="majorBidi"/>
+          <w:spacing w:val="-10"/>
+          <w:kern w:val="28"/>
+          <w:sz w:val="28"/>
+          <w:szCs w:val="28"/>
+        </w:rPr>
+      </w:pPr>
+      <w:r>
+        <w:rPr>
+          <w:rFonts w:asciiTheme="majorHAnsi" w:eastAsiaTheme="majorEastAsia" w:hAnsiTheme="majorHAnsi" w:cstheme="majorBidi"/>
+          <w:spacing w:val="-10"/>
+          <w:kern w:val="28"/>
+          <w:sz w:val="28"/>
+          <w:szCs w:val="28"/>
+        </w:rPr>
+        <w:t>How do you see these controllers and where are they located in your cluster?</w:t>
+      </w:r>
+    </w:p>
+    <w:p>
+      <w:pPr>
+        <w:spacing w:line="276" w:lineRule="auto"/>
+        <w:jc w:val="lowKashida"/>
+        <w:rPr>
+          <w:rFonts w:asciiTheme="majorHAnsi" w:eastAsiaTheme="majorEastAsia" w:hAnsiTheme="majorHAnsi" w:cstheme="majorBidi"/>
+          <w:spacing w:val="-10"/>
+          <w:kern w:val="28"/>
+          <w:sz w:val="28"/>
+          <w:szCs w:val="28"/>
+        </w:rPr>
+      </w:pPr>
+      <w:r>
+        <w:rPr>
+          <w:rFonts w:asciiTheme="majorHAnsi" w:eastAsiaTheme="majorEastAsia" w:hAnsiTheme="majorHAnsi" w:cstheme="majorBidi"/>
+          <w:spacing w:val="-10"/>
+          <w:kern w:val="28"/>
+          <w:sz w:val="28"/>
+          <w:szCs w:val="28"/>
+        </w:rPr>
+        <w:t>They are all packaged into a single process known as the Kubernetes controller manager.</w:t>
+      </w:r>
+    </w:p>
+    <w:p>
+      <w:pPr>
+        <w:spacing w:line="276" w:lineRule="auto"/>
+        <w:jc w:val="lowKashida"/>
+        <w:rPr>
+          <w:rFonts w:asciiTheme="majorHAnsi" w:eastAsiaTheme="majorEastAsia" w:hAnsiTheme="majorHAnsi" w:cstheme="majorBidi"/>
+          <w:spacing w:val="-10"/>
+          <w:kern w:val="28"/>
+          <w:sz w:val="28"/>
+          <w:szCs w:val="28"/>
+        </w:rPr>
+      </w:pPr>
+      <w:r>
+        <w:rPr>
+          <w:rFonts w:asciiTheme="majorHAnsi" w:eastAsiaTheme="majorEastAsia" w:hAnsiTheme="majorHAnsi" w:cstheme="majorBidi"/>
+          <w:spacing w:val="-10"/>
+          <w:kern w:val="28"/>
+          <w:sz w:val="28"/>
+          <w:szCs w:val="28"/>
+        </w:rPr>
+        <w:t xml:space="preserve">If you set it up with the Kube admin tool, the Kube admin deploys the </w:t>
+      </w:r>
+      <w:r>
+        <w:rPr>
+          <w:rFonts w:asciiTheme="majorHAnsi" w:eastAsiaTheme="majorEastAsia" w:hAnsiTheme="majorHAnsi" w:cstheme="majorBidi"/>
+          <w:spacing w:val="-10"/>
+          <w:kern w:val="28"/>
+          <w:sz w:val="28"/>
+          <w:szCs w:val="28"/>
+        </w:rPr>
+        <w:t>controller manager</w:t>
+      </w:r>
+      <w:r>
+        <w:rPr>
+          <w:rFonts w:asciiTheme="majorHAnsi" w:eastAsiaTheme="majorEastAsia" w:hAnsiTheme="majorHAnsi" w:cstheme="majorBidi"/>
+          <w:spacing w:val="-10"/>
+          <w:kern w:val="28"/>
+          <w:sz w:val="28"/>
+          <w:szCs w:val="28"/>
+        </w:rPr>
+        <w:t xml:space="preserve"> as a pod in the kube system namespace on the master node.</w:t>
+      </w:r>
+    </w:p>
+    <w:p>
+      <w:pPr>
+        <w:spacing w:line="276" w:lineRule="auto"/>
+        <w:jc w:val="lowKashida"/>
+        <w:rPr>
+          <w:rFonts w:asciiTheme="majorHAnsi" w:eastAsiaTheme="majorEastAsia" w:hAnsiTheme="majorHAnsi" w:cstheme="majorBidi"/>
+          <w:spacing w:val="-10"/>
+          <w:kern w:val="28"/>
+          <w:sz w:val="28"/>
+          <w:szCs w:val="28"/>
+        </w:rPr>
+      </w:pPr>
+      <w:r>
+        <w:rPr>
+          <w:rFonts w:asciiTheme="majorHAnsi" w:eastAsiaTheme="majorEastAsia" w:hAnsiTheme="majorHAnsi" w:cstheme="majorBidi"/>
+          <w:spacing w:val="-10"/>
+          <w:kern w:val="28"/>
+          <w:sz w:val="28"/>
+          <w:szCs w:val="28"/>
+        </w:rPr>
+        <w:t>/etc/kubernetes/manifests/kube-controller-manager.yaml</w:t>
+      </w:r>
+    </w:p>
+    <w:p>
+      <w:pPr>
+        <w:spacing w:line="276" w:lineRule="auto"/>
+        <w:jc w:val="lowKashida"/>
+        <w:rPr>
+          <w:rFonts w:asciiTheme="majorHAnsi" w:eastAsiaTheme="majorEastAsia" w:hAnsiTheme="majorHAnsi" w:cstheme="majorBidi"/>
+          <w:spacing w:val="-10"/>
+          <w:kern w:val="28"/>
+          <w:sz w:val="28"/>
+          <w:szCs w:val="28"/>
+        </w:rPr>
+      </w:pPr>
+      <w:r>
+        <w:rPr>
+          <w:rFonts w:asciiTheme="majorHAnsi" w:eastAsiaTheme="majorEastAsia" w:hAnsiTheme="majorHAnsi" w:cstheme="majorBidi"/>
+          <w:spacing w:val="-10"/>
+          <w:kern w:val="28"/>
+          <w:sz w:val="28"/>
+          <w:szCs w:val="28"/>
+        </w:rPr>
+        <w:t>A none kube admin setup (as a service):</w:t>
+      </w:r>
+    </w:p>
+    <w:p>
+      <w:pPr>
+        <w:spacing w:line="276" w:lineRule="auto"/>
+        <w:jc w:val="lowKashida"/>
+        <w:rPr>
+          <w:rFonts w:asciiTheme="majorHAnsi" w:eastAsiaTheme="majorEastAsia" w:hAnsiTheme="majorHAnsi" w:cstheme="majorBidi"/>
+          <w:spacing w:val="-10"/>
+          <w:kern w:val="28"/>
+          <w:sz w:val="28"/>
+          <w:szCs w:val="28"/>
+        </w:rPr>
+      </w:pPr>
+      <w:r>
+        <w:rPr>
+          <w:rFonts w:asciiTheme="majorHAnsi" w:eastAsiaTheme="majorEastAsia" w:hAnsiTheme="majorHAnsi" w:cstheme="majorBidi"/>
+          <w:spacing w:val="-10"/>
+          <w:kern w:val="28"/>
+          <w:sz w:val="28"/>
+          <w:szCs w:val="28"/>
+        </w:rPr>
+        <w:lastRenderedPageBreak/>
+        <w:t>/etc/systemd/system/kube-controller-manager.service</w:t>
+      </w:r>
+    </w:p>
+    <w:p>
+      <w:pPr>
+        <w:spacing w:line="276" w:lineRule="auto"/>
+        <w:jc w:val="lowKashida"/>
+        <w:rPr>
+          <w:rFonts w:asciiTheme="majorHAnsi" w:eastAsiaTheme="majorEastAsia" w:hAnsiTheme="majorHAnsi" w:cstheme="majorBidi"/>
+          <w:spacing w:val="-10"/>
+          <w:kern w:val="28"/>
+          <w:sz w:val="28"/>
+          <w:szCs w:val="28"/>
+        </w:rPr>
+      </w:pPr>
+      <w:r>
+        <w:rPr>
+          <w:rFonts w:asciiTheme="majorHAnsi" w:eastAsiaTheme="majorEastAsia" w:hAnsiTheme="majorHAnsi" w:cstheme="majorBidi"/>
+          <w:spacing w:val="-10"/>
+          <w:kern w:val="28"/>
+          <w:sz w:val="28"/>
+          <w:szCs w:val="28"/>
+        </w:rPr>
+        <w:t>$</w:t>
+      </w:r>
+      <w:proofErr w:type="gramStart"/>
+      <w:r>
+        <w:rPr>
+          <w:rFonts w:asciiTheme="majorHAnsi" w:eastAsiaTheme="majorEastAsia" w:hAnsiTheme="majorHAnsi" w:cstheme="majorBidi"/>
+          <w:spacing w:val="-10"/>
+          <w:kern w:val="28"/>
+          <w:sz w:val="28"/>
+          <w:szCs w:val="28"/>
+        </w:rPr>
+        <w:t>ps  -</w:t>
+      </w:r>
+      <w:proofErr w:type="gramEnd"/>
+      <w:r>
+        <w:rPr>
+          <w:rFonts w:asciiTheme="majorHAnsi" w:eastAsiaTheme="majorEastAsia" w:hAnsiTheme="majorHAnsi" w:cstheme="majorBidi"/>
+          <w:spacing w:val="-10"/>
+          <w:kern w:val="28"/>
+          <w:sz w:val="28"/>
+          <w:szCs w:val="28"/>
+        </w:rPr>
+        <w:t xml:space="preserve">aux | grep </w:t>
+      </w:r>
+      <w:r>
+        <w:rPr>
+          <w:rFonts w:asciiTheme="majorHAnsi" w:eastAsiaTheme="majorEastAsia" w:hAnsiTheme="majorHAnsi" w:cstheme="majorBidi"/>
+          <w:spacing w:val="-10"/>
+          <w:kern w:val="28"/>
+          <w:sz w:val="28"/>
+          <w:szCs w:val="28"/>
+        </w:rPr>
+        <w:t>kube-controller-manager</w:t>
+      </w:r>
+    </w:p>
+    <w:p>
+      <w:pPr>
+        <w:spacing w:line="276" w:lineRule="auto"/>
+        <w:jc w:val="lowKashida"/>
+        <w:rPr>
+          <w:rFonts w:asciiTheme="majorHAnsi" w:eastAsiaTheme="majorEastAsia" w:hAnsiTheme="majorHAnsi" w:cstheme="majorBidi"/>
+          <w:spacing w:val="-10"/>
+          <w:kern w:val="28"/>
+          <w:sz w:val="28"/>
+          <w:szCs w:val="28"/>
+        </w:rPr>
+      </w:pPr>
+      <w:r>
+        <w:rPr>
+          <w:rFonts w:asciiTheme="majorHAnsi" w:eastAsiaTheme="majorEastAsia" w:hAnsiTheme="majorHAnsi" w:cstheme="majorBidi"/>
+          <w:spacing w:val="-10"/>
+          <w:kern w:val="28"/>
+          <w:sz w:val="28"/>
+          <w:szCs w:val="28"/>
+        </w:rPr>
+        <w:br w:type="page"/>
+      </w:r>
+    </w:p>
+    <w:p>
+      <w:pPr>
+        <w:spacing w:line="276" w:lineRule="auto"/>
+        <w:jc w:val="lowKashida"/>
+        <w:rPr>
+          <w:rFonts w:asciiTheme="majorHAnsi" w:eastAsiaTheme="majorEastAsia" w:hAnsiTheme="majorHAnsi" w:cstheme="majorBidi"/>
+          <w:b/>
+          <w:bCs/>
+          <w:spacing w:val="-10"/>
+          <w:kern w:val="28"/>
+          <w:sz w:val="34"/>
+          <w:szCs w:val="34"/>
+        </w:rPr>
+      </w:pPr>
+      <w:r>
+        <w:rPr>
+          <w:rFonts w:asciiTheme="majorHAnsi" w:eastAsiaTheme="majorEastAsia" w:hAnsiTheme="majorHAnsi" w:cstheme="majorBidi"/>
+          <w:b/>
+          <w:bCs/>
+          <w:spacing w:val="-10"/>
+          <w:kern w:val="28"/>
+          <w:sz w:val="34"/>
+          <w:szCs w:val="34"/>
+        </w:rPr>
+        <w:lastRenderedPageBreak/>
+        <w:t>Kube scheduler:</w:t>
+      </w:r>
+    </w:p>
+    <w:p>
+      <w:pPr>
+        <w:spacing w:line="276" w:lineRule="auto"/>
+        <w:jc w:val="lowKashida"/>
+        <w:rPr>
+          <w:rFonts w:asciiTheme="majorHAnsi" w:eastAsiaTheme="majorEastAsia" w:hAnsiTheme="majorHAnsi" w:cstheme="majorBidi"/>
+          <w:spacing w:val="-10"/>
+          <w:kern w:val="28"/>
+          <w:sz w:val="28"/>
+          <w:szCs w:val="28"/>
+        </w:rPr>
+      </w:pPr>
+      <w:r>
+        <w:rPr>
+          <w:rFonts w:asciiTheme="majorHAnsi" w:eastAsiaTheme="majorEastAsia" w:hAnsiTheme="majorHAnsi" w:cstheme="majorBidi"/>
+          <w:spacing w:val="-10"/>
+          <w:kern w:val="28"/>
+          <w:sz w:val="28"/>
+          <w:szCs w:val="28"/>
+        </w:rPr>
+        <w:t xml:space="preserve">The scheduler is </w:t>
+      </w:r>
+      <w:r>
+        <w:rPr>
+          <w:rFonts w:asciiTheme="majorHAnsi" w:eastAsiaTheme="majorEastAsia" w:hAnsiTheme="majorHAnsi" w:cstheme="majorBidi"/>
+          <w:spacing w:val="-10"/>
+          <w:kern w:val="28"/>
+          <w:sz w:val="28"/>
+          <w:szCs w:val="28"/>
+        </w:rPr>
+        <w:t>only responsible for deciding which pod goes on which node. It doesn’t actually place the pod on the nodes. That’s the job of the Kubelet. The Kubelet or the captain on the ship is who creates the pod on the ship. The scheduler only decides which pod goes where.</w:t>
+      </w:r>
+    </w:p>
+    <w:p>
+      <w:pPr>
+        <w:spacing w:line="276" w:lineRule="auto"/>
+        <w:jc w:val="lowKashida"/>
+        <w:rPr>
+          <w:rFonts w:asciiTheme="majorHAnsi" w:eastAsiaTheme="majorEastAsia" w:hAnsiTheme="majorHAnsi" w:cstheme="majorBidi"/>
+          <w:spacing w:val="-10"/>
+          <w:kern w:val="28"/>
+          <w:sz w:val="28"/>
+          <w:szCs w:val="28"/>
+        </w:rPr>
+      </w:pPr>
+      <w:r>
+        <w:rPr>
+          <w:rFonts w:asciiTheme="majorHAnsi" w:eastAsiaTheme="majorEastAsia" w:hAnsiTheme="majorHAnsi" w:cstheme="majorBidi"/>
+          <w:spacing w:val="-10"/>
+          <w:kern w:val="28"/>
+          <w:sz w:val="28"/>
+          <w:szCs w:val="28"/>
+        </w:rPr>
+        <w:t>Why do you need scheduler when there are many ships and many containers? You want to make sure that the right container ends up on the right ship. For example, there could be different sizes of ships and containers, you want to make sure the ship has sufficient capacity to accommodate those containers.</w:t>
+      </w:r>
+      <w:r>
+        <w:rPr>
+          <w:rFonts w:asciiTheme="majorHAnsi" w:eastAsiaTheme="majorEastAsia" w:hAnsiTheme="majorHAnsi" w:cstheme="majorBidi"/>
+          <w:spacing w:val="-10"/>
+          <w:kern w:val="28"/>
+          <w:sz w:val="28"/>
+          <w:szCs w:val="28"/>
+        </w:rPr>
+        <w:t xml:space="preserve"> Different ship may be going to different destinations. You want to make sure your containers are placed on the right ships, so they end up in the right destination.</w:t>
+      </w:r>
+    </w:p>
+    <w:p>
+      <w:pPr>
+        <w:spacing w:line="276" w:lineRule="auto"/>
+        <w:jc w:val="lowKashida"/>
+        <w:rPr>
+          <w:rFonts w:asciiTheme="majorHAnsi" w:eastAsiaTheme="majorEastAsia" w:hAnsiTheme="majorHAnsi" w:cstheme="majorBidi"/>
+          <w:spacing w:val="-10"/>
+          <w:kern w:val="28"/>
+          <w:sz w:val="28"/>
+          <w:szCs w:val="28"/>
+        </w:rPr>
+      </w:pPr>
+      <w:r>
+        <w:rPr>
+          <w:rFonts w:asciiTheme="majorHAnsi" w:eastAsiaTheme="majorEastAsia" w:hAnsiTheme="majorHAnsi" w:cstheme="majorBidi"/>
+          <w:spacing w:val="-10"/>
+          <w:kern w:val="28"/>
+          <w:sz w:val="28"/>
+          <w:szCs w:val="28"/>
+        </w:rPr>
+        <w:t>In Kubernetes, the scheduler decides which nodes the pods are placed on. Depending on certain criteria, you may have pods with different resource requirements. You can have nodes in the cluster dedicated to certain applications. So how does the scheduler assign these pods? The scheduler looks at each pod and tries to find the best node for it. For example, let’s take one of these pods, the big blue one, it has a set of CPU and memory requirements. The scheduler goes through two phases to identify the best node for the pod:</w:t>
+      </w:r>
+    </w:p>
+    <w:p>
+      <w:pPr>
+        <w:pStyle w:val="ListParagraph"/>
+        <w:numPr>
+          <w:ilvl w:val="0"/>
+          <w:numId w:val="2"/>
+        </w:numPr>
+        <w:spacing w:line="276" w:lineRule="auto"/>
+        <w:jc w:val="lowKashida"/>
+        <w:rPr>
+          <w:rFonts w:asciiTheme="majorHAnsi" w:eastAsiaTheme="majorEastAsia" w:hAnsiTheme="majorHAnsi" w:cstheme="majorBidi"/>
+          <w:spacing w:val="-10"/>
+          <w:kern w:val="28"/>
+          <w:sz w:val="28"/>
+          <w:szCs w:val="28"/>
+        </w:rPr>
+      </w:pPr>
+      <w:r>
+        <w:rPr>
+          <w:rFonts w:asciiTheme="majorHAnsi" w:eastAsiaTheme="majorEastAsia" w:hAnsiTheme="majorHAnsi" w:cstheme="majorBidi"/>
+          <w:spacing w:val="-10"/>
+          <w:kern w:val="28"/>
+          <w:sz w:val="28"/>
+          <w:szCs w:val="28"/>
+        </w:rPr>
+        <w:t>The scheduler tries to filter out the nodes that don’t fit the profile for this pod.</w:t>
+      </w:r>
+    </w:p>
+    <w:p>
+      <w:pPr>
+        <w:spacing w:line="276" w:lineRule="auto"/>
+        <w:jc w:val="lowKashida"/>
+        <w:rPr>
+          <w:rFonts w:asciiTheme="majorHAnsi" w:eastAsiaTheme="majorEastAsia" w:hAnsiTheme="majorHAnsi" w:cstheme="majorBidi"/>
+          <w:spacing w:val="-10"/>
+          <w:kern w:val="28"/>
+          <w:sz w:val="28"/>
+          <w:szCs w:val="28"/>
+        </w:rPr>
+      </w:pPr>
+      <w:r>
+        <w:rPr>
+          <w:rFonts w:asciiTheme="majorHAnsi" w:eastAsiaTheme="majorEastAsia" w:hAnsiTheme="majorHAnsi" w:cstheme="majorBidi"/>
+          <w:spacing w:val="-10"/>
+          <w:kern w:val="28"/>
+          <w:sz w:val="28"/>
+          <w:szCs w:val="28"/>
+        </w:rPr>
+        <w:t xml:space="preserve">For </w:t>
+      </w:r>
+      <w:r>
+        <w:rPr>
+          <w:rFonts w:asciiTheme="majorHAnsi" w:eastAsiaTheme="majorEastAsia" w:hAnsiTheme="majorHAnsi" w:cstheme="majorBidi"/>
+          <w:spacing w:val="-10"/>
+          <w:kern w:val="28"/>
+          <w:sz w:val="28"/>
+          <w:szCs w:val="28"/>
+        </w:rPr>
+        <w:t>example,</w:t>
+      </w:r>
+      <w:r>
+        <w:rPr>
+          <w:rFonts w:asciiTheme="majorHAnsi" w:eastAsiaTheme="majorEastAsia" w:hAnsiTheme="majorHAnsi" w:cstheme="majorBidi"/>
+          <w:spacing w:val="-10"/>
+          <w:kern w:val="28"/>
+          <w:sz w:val="28"/>
+          <w:szCs w:val="28"/>
+        </w:rPr>
+        <w:t xml:space="preserve"> the nodes that don’t have sufficient </w:t>
+      </w:r>
+      <w:r>
+        <w:rPr>
+          <w:rFonts w:asciiTheme="majorHAnsi" w:eastAsiaTheme="majorEastAsia" w:hAnsiTheme="majorHAnsi" w:cstheme="majorBidi"/>
+          <w:spacing w:val="-10"/>
+          <w:kern w:val="28"/>
+          <w:sz w:val="28"/>
+          <w:szCs w:val="28"/>
+        </w:rPr>
+        <w:t>CPU and memory resources requested by the pod. So, the first two nodes are filtered out. We are now left with the two nodes on which the pod can be placed. Now how does the scheduler pick one from the two?</w:t>
+      </w:r>
+    </w:p>
+    <w:p>
+      <w:pPr>
+        <w:pStyle w:val="ListParagraph"/>
+        <w:numPr>
+          <w:ilvl w:val="0"/>
+          <w:numId w:val="2"/>
+        </w:numPr>
+        <w:spacing w:line="276" w:lineRule="auto"/>
+        <w:jc w:val="lowKashida"/>
+        <w:rPr>
+          <w:rFonts w:asciiTheme="majorHAnsi" w:eastAsiaTheme="majorEastAsia" w:hAnsiTheme="majorHAnsi" w:cstheme="majorBidi"/>
+          <w:spacing w:val="-10"/>
+          <w:kern w:val="28"/>
+          <w:sz w:val="28"/>
+          <w:szCs w:val="28"/>
+        </w:rPr>
+      </w:pPr>
+      <w:r>
+        <w:rPr>
+          <w:rFonts w:asciiTheme="majorHAnsi" w:eastAsiaTheme="majorEastAsia" w:hAnsiTheme="majorHAnsi" w:cstheme="majorBidi"/>
+          <w:spacing w:val="-10"/>
+          <w:kern w:val="28"/>
+          <w:sz w:val="28"/>
+          <w:szCs w:val="28"/>
+        </w:rPr>
+        <w:t>The scheduler ranks the node to identify the best fit for the pod.</w:t>
+      </w:r>
+    </w:p>
+    <w:p>
+      <w:pPr>
+        <w:spacing w:line="276" w:lineRule="auto"/>
+        <w:jc w:val="lowKashida"/>
+        <w:rPr>
+          <w:rFonts w:asciiTheme="majorHAnsi" w:eastAsiaTheme="majorEastAsia" w:hAnsiTheme="majorHAnsi" w:cstheme="majorBidi"/>
+          <w:spacing w:val="-10"/>
+          <w:kern w:val="28"/>
+          <w:sz w:val="28"/>
+          <w:szCs w:val="28"/>
+        </w:rPr>
+      </w:pPr>
+      <w:r>
+        <w:rPr>
+          <w:rFonts w:asciiTheme="majorHAnsi" w:eastAsiaTheme="majorEastAsia" w:hAnsiTheme="majorHAnsi" w:cstheme="majorBidi"/>
+          <w:spacing w:val="-10"/>
+          <w:kern w:val="28"/>
+          <w:sz w:val="28"/>
+          <w:szCs w:val="28"/>
+        </w:rPr>
+        <w:t xml:space="preserve">It uses the priority function to assign a score to the nodes on scale of 0 to 10! For example, the scheduler calculates the amount of resources the would be free on the nodes after placing the pod on them. In this case, </w:t>
+      </w:r>
+      <w:r>
+        <w:rPr>
+          <w:rFonts w:asciiTheme="majorHAnsi" w:eastAsiaTheme="majorEastAsia" w:hAnsiTheme="majorHAnsi" w:cstheme="majorBidi"/>
+          <w:spacing w:val="-10"/>
+          <w:kern w:val="28"/>
+          <w:sz w:val="28"/>
+          <w:szCs w:val="28"/>
+        </w:rPr>
+        <w:t>the</w:t>
+      </w:r>
+      <w:r>
+        <w:rPr>
+          <w:rFonts w:asciiTheme="majorHAnsi" w:eastAsiaTheme="majorEastAsia" w:hAnsiTheme="majorHAnsi" w:cstheme="majorBidi"/>
+          <w:spacing w:val="-10"/>
+          <w:kern w:val="28"/>
+          <w:sz w:val="28"/>
+          <w:szCs w:val="28"/>
+        </w:rPr>
+        <w:t xml:space="preserve"> one on the right would have six CPUs free if the pod were placed on it, which is four more than the other one.</w:t>
+      </w:r>
+      <w:r>
+        <w:rPr>
+          <w:rFonts w:asciiTheme="majorHAnsi" w:eastAsiaTheme="majorEastAsia" w:hAnsiTheme="majorHAnsi" w:cstheme="majorBidi"/>
+          <w:spacing w:val="-10"/>
+          <w:kern w:val="28"/>
+          <w:sz w:val="28"/>
+          <w:szCs w:val="28"/>
+        </w:rPr>
+        <w:t xml:space="preserve"> It gets the better rank and it wins</w:t>
+      </w:r>
+      <w:r>
+        <w:rPr>
+          <w:rFonts w:asciiTheme="majorHAnsi" w:eastAsiaTheme="majorEastAsia" w:hAnsiTheme="majorHAnsi" w:cstheme="majorBidi"/>
+          <w:spacing w:val="-10"/>
+          <w:kern w:val="28"/>
+          <w:sz w:val="28"/>
+          <w:szCs w:val="28"/>
+        </w:rPr>
+        <w:t>.</w:t>
+      </w:r>
+    </w:p>
+    <w:p>
+      <w:pPr>
+        <w:spacing w:line="240" w:lineRule="auto"/>
+        <w:jc w:val="lowKashida"/>
+        <w:rPr>
+          <w:rFonts w:asciiTheme="majorHAnsi" w:eastAsiaTheme="majorEastAsia" w:hAnsiTheme="majorHAnsi" w:cstheme="majorBidi"/>
+          <w:spacing w:val="-10"/>
+          <w:kern w:val="28"/>
+          <w:sz w:val="28"/>
+          <w:szCs w:val="28"/>
+        </w:rPr>
+      </w:pPr>
+      <w:r>
+        <w:rPr>
+          <w:rFonts w:asciiTheme="majorHAnsi" w:eastAsiaTheme="majorEastAsia" w:hAnsiTheme="majorHAnsi" w:cstheme="majorBidi"/>
+          <w:spacing w:val="-10"/>
+          <w:kern w:val="28"/>
+          <w:sz w:val="28"/>
+          <w:szCs w:val="28"/>
+        </w:rPr>
+        <w:t>So that's how a scheduler works at a high level.</w:t>
+      </w:r>
+      <w:r>
+        <w:rPr>
+          <w:rFonts w:asciiTheme="majorHAnsi" w:eastAsiaTheme="majorEastAsia" w:hAnsiTheme="majorHAnsi" w:cstheme="majorBidi"/>
+          <w:spacing w:val="-10"/>
+          <w:kern w:val="28"/>
+          <w:sz w:val="28"/>
+          <w:szCs w:val="28"/>
+        </w:rPr>
+        <w:t xml:space="preserve"> </w:t>
+      </w:r>
+      <w:r>
+        <w:rPr>
+          <w:rFonts w:asciiTheme="majorHAnsi" w:eastAsiaTheme="majorEastAsia" w:hAnsiTheme="majorHAnsi" w:cstheme="majorBidi"/>
+          <w:spacing w:val="-10"/>
+          <w:kern w:val="28"/>
+          <w:sz w:val="28"/>
+          <w:szCs w:val="28"/>
+        </w:rPr>
+        <w:t xml:space="preserve">And </w:t>
+      </w:r>
+      <w:r>
+        <w:rPr>
+          <w:rFonts w:asciiTheme="majorHAnsi" w:eastAsiaTheme="majorEastAsia" w:hAnsiTheme="majorHAnsi" w:cstheme="majorBidi"/>
+          <w:spacing w:val="-10"/>
+          <w:kern w:val="28"/>
+          <w:sz w:val="28"/>
+          <w:szCs w:val="28"/>
+        </w:rPr>
+        <w:t>of course,</w:t>
+      </w:r>
+      <w:r>
+        <w:rPr>
+          <w:rFonts w:asciiTheme="majorHAnsi" w:eastAsiaTheme="majorEastAsia" w:hAnsiTheme="majorHAnsi" w:cstheme="majorBidi"/>
+          <w:spacing w:val="-10"/>
+          <w:kern w:val="28"/>
+          <w:sz w:val="28"/>
+          <w:szCs w:val="28"/>
+        </w:rPr>
+        <w:t xml:space="preserve"> these can be customized and you can write your own scheduler as well.</w:t>
+      </w:r>
+    </w:p>
+    <w:p>
+      <w:pPr>
+        <w:spacing w:line="240" w:lineRule="auto"/>
+        <w:jc w:val="lowKashida"/>
+        <w:rPr>
+          <w:rFonts w:asciiTheme="majorHAnsi" w:eastAsiaTheme="majorEastAsia" w:hAnsiTheme="majorHAnsi" w:cstheme="majorBidi"/>
+          <w:spacing w:val="-10"/>
+          <w:kern w:val="28"/>
+          <w:sz w:val="28"/>
+          <w:szCs w:val="28"/>
+        </w:rPr>
+      </w:pPr>
+      <w:r>
+        <w:rPr>
+          <w:rFonts w:asciiTheme="majorHAnsi" w:eastAsiaTheme="majorEastAsia" w:hAnsiTheme="majorHAnsi" w:cstheme="majorBidi"/>
+          <w:spacing w:val="-10"/>
+          <w:kern w:val="28"/>
+          <w:sz w:val="28"/>
+          <w:szCs w:val="28"/>
+        </w:rPr>
+        <w:t>There are many more topics to look at such as resource requirements, limits taints and tolerations</w:t>
+      </w:r>
+      <w:r>
+        <w:rPr>
+          <w:rFonts w:asciiTheme="majorHAnsi" w:eastAsiaTheme="majorEastAsia" w:hAnsiTheme="majorHAnsi" w:cstheme="majorBidi"/>
+          <w:spacing w:val="-10"/>
+          <w:kern w:val="28"/>
+          <w:sz w:val="28"/>
+          <w:szCs w:val="28"/>
+        </w:rPr>
+        <w:t>, n</w:t>
+      </w:r>
+      <w:r>
+        <w:rPr>
+          <w:rFonts w:asciiTheme="majorHAnsi" w:eastAsiaTheme="majorEastAsia" w:hAnsiTheme="majorHAnsi" w:cstheme="majorBidi"/>
+          <w:spacing w:val="-10"/>
+          <w:kern w:val="28"/>
+          <w:sz w:val="28"/>
+          <w:szCs w:val="28"/>
+        </w:rPr>
+        <w:t>ode selectors, affinity rules, etc</w:t>
+      </w:r>
+    </w:p>
+    <w:p>
+      <w:pPr>
+        <w:spacing w:line="240" w:lineRule="auto"/>
+        <w:jc w:val="lowKashida"/>
+        <w:rPr>
+          <w:rFonts w:asciiTheme="majorHAnsi" w:eastAsiaTheme="majorEastAsia" w:hAnsiTheme="majorHAnsi" w:cstheme="majorBidi"/>
+          <w:spacing w:val="-10"/>
+          <w:kern w:val="28"/>
+          <w:sz w:val="28"/>
+          <w:szCs w:val="28"/>
+        </w:rPr>
+      </w:pPr>
+      <w:r>
+        <w:rPr>
+          <w:rFonts w:asciiTheme="majorHAnsi" w:eastAsiaTheme="majorEastAsia" w:hAnsiTheme="majorHAnsi" w:cstheme="majorBidi"/>
+          <w:spacing w:val="-10"/>
+          <w:kern w:val="28"/>
+          <w:sz w:val="28"/>
+          <w:szCs w:val="28"/>
+        </w:rPr>
+        <w:t>So how do you install the scheduler?</w:t>
+      </w:r>
+      <w:r>
+        <w:rPr>
+          <w:rFonts w:asciiTheme="majorHAnsi" w:eastAsiaTheme="majorEastAsia" w:hAnsiTheme="majorHAnsi" w:cstheme="majorBidi"/>
+          <w:spacing w:val="-10"/>
+          <w:kern w:val="28"/>
+          <w:sz w:val="28"/>
+          <w:szCs w:val="28"/>
+        </w:rPr>
+        <w:t xml:space="preserve"> </w:t>
+      </w:r>
+      <w:r>
+        <w:rPr>
+          <w:rFonts w:asciiTheme="majorHAnsi" w:eastAsiaTheme="majorEastAsia" w:hAnsiTheme="majorHAnsi" w:cstheme="majorBidi"/>
+          <w:spacing w:val="-10"/>
+          <w:kern w:val="28"/>
+          <w:sz w:val="28"/>
+          <w:szCs w:val="28"/>
+        </w:rPr>
+        <w:t>Download the kube scheduler binary from the Kubernetes release page, extract it and run it as a service.</w:t>
+      </w:r>
+    </w:p>
+    <w:p>
+      <w:pPr>
+        <w:spacing w:line="240" w:lineRule="auto"/>
+        <w:jc w:val="lowKashida"/>
+        <w:rPr>
+          <w:rFonts w:asciiTheme="majorHAnsi" w:eastAsiaTheme="majorEastAsia" w:hAnsiTheme="majorHAnsi" w:cstheme="majorBidi"/>
+          <w:spacing w:val="-10"/>
+          <w:kern w:val="28"/>
+          <w:sz w:val="28"/>
+          <w:szCs w:val="28"/>
+        </w:rPr>
+      </w:pPr>
+      <w:r>
+        <w:rPr>
+          <w:rFonts w:asciiTheme="majorHAnsi" w:eastAsiaTheme="majorEastAsia" w:hAnsiTheme="majorHAnsi" w:cstheme="majorBidi"/>
+          <w:spacing w:val="-10"/>
+          <w:kern w:val="28"/>
+          <w:sz w:val="28"/>
+          <w:szCs w:val="28"/>
+        </w:rPr>
+        <w:t>When you run it as a service, you specify the scheduler configuration file.</w:t>
+      </w:r>
+      <w:r>
+        <w:rPr>
+          <w:rFonts w:asciiTheme="majorHAnsi" w:eastAsiaTheme="majorEastAsia" w:hAnsiTheme="majorHAnsi" w:cstheme="majorBidi"/>
+          <w:spacing w:val="-10"/>
+          <w:kern w:val="28"/>
+          <w:sz w:val="28"/>
+          <w:szCs w:val="28"/>
+        </w:rPr>
+        <w:t xml:space="preserve"> </w:t>
+      </w:r>
+      <w:r>
+        <w:rPr>
+          <w:rFonts w:asciiTheme="majorHAnsi" w:eastAsiaTheme="majorEastAsia" w:hAnsiTheme="majorHAnsi" w:cstheme="majorBidi"/>
+          <w:spacing w:val="-10"/>
+          <w:kern w:val="28"/>
+          <w:sz w:val="28"/>
+          <w:szCs w:val="28"/>
+        </w:rPr>
+        <w:t>So how do you view the kube scheduler server options?</w:t>
+      </w:r>
+      <w:r>
+        <w:rPr>
+          <w:rFonts w:asciiTheme="majorHAnsi" w:eastAsiaTheme="majorEastAsia" w:hAnsiTheme="majorHAnsi" w:cstheme="majorBidi"/>
+          <w:spacing w:val="-10"/>
+          <w:kern w:val="28"/>
+          <w:sz w:val="28"/>
+          <w:szCs w:val="28"/>
+        </w:rPr>
+        <w:t xml:space="preserve"> </w:t>
+      </w:r>
+      <w:r>
+        <w:rPr>
+          <w:rFonts w:asciiTheme="majorHAnsi" w:eastAsiaTheme="majorEastAsia" w:hAnsiTheme="majorHAnsi" w:cstheme="majorBidi"/>
+          <w:spacing w:val="-10"/>
+          <w:kern w:val="28"/>
+          <w:sz w:val="28"/>
+          <w:szCs w:val="28"/>
+        </w:rPr>
+        <w:t xml:space="preserve">Again, if you set it up with the kube </w:t>
+      </w:r>
+      <w:r>
+        <w:rPr>
+          <w:rFonts w:asciiTheme="majorHAnsi" w:eastAsiaTheme="majorEastAsia" w:hAnsiTheme="majorHAnsi" w:cstheme="majorBidi"/>
+          <w:spacing w:val="-10"/>
+          <w:kern w:val="28"/>
+          <w:sz w:val="28"/>
+          <w:szCs w:val="28"/>
+        </w:rPr>
+        <w:t>ADM</w:t>
+      </w:r>
+      <w:r>
+        <w:rPr>
+          <w:rFonts w:asciiTheme="majorHAnsi" w:eastAsiaTheme="majorEastAsia" w:hAnsiTheme="majorHAnsi" w:cstheme="majorBidi"/>
+          <w:spacing w:val="-10"/>
+          <w:kern w:val="28"/>
+          <w:sz w:val="28"/>
+          <w:szCs w:val="28"/>
+        </w:rPr>
+        <w:t xml:space="preserve"> tool, the kube </w:t>
+      </w:r>
+      <w:r>
+        <w:rPr>
+          <w:rFonts w:asciiTheme="majorHAnsi" w:eastAsiaTheme="majorEastAsia" w:hAnsiTheme="majorHAnsi" w:cstheme="majorBidi"/>
+          <w:spacing w:val="-10"/>
+          <w:kern w:val="28"/>
+          <w:sz w:val="28"/>
+          <w:szCs w:val="28"/>
+        </w:rPr>
+        <w:t>ADM</w:t>
+      </w:r>
+      <w:r>
+        <w:rPr>
+          <w:rFonts w:asciiTheme="majorHAnsi" w:eastAsiaTheme="majorEastAsia" w:hAnsiTheme="majorHAnsi" w:cstheme="majorBidi"/>
+          <w:spacing w:val="-10"/>
+          <w:kern w:val="28"/>
+          <w:sz w:val="28"/>
+          <w:szCs w:val="28"/>
+        </w:rPr>
+        <w:t xml:space="preserve"> </w:t>
+      </w:r>
+      <w:r>
+        <w:rPr>
+          <w:rFonts w:asciiTheme="majorHAnsi" w:eastAsiaTheme="majorEastAsia" w:hAnsiTheme="majorHAnsi" w:cstheme="majorBidi"/>
+          <w:spacing w:val="-10"/>
+          <w:kern w:val="28"/>
+          <w:sz w:val="28"/>
+          <w:szCs w:val="28"/>
+        </w:rPr>
+        <w:t>tool deploys the kube scheduler as a</w:t>
+      </w:r>
+      <w:r>
+        <w:rPr>
+          <w:rFonts w:asciiTheme="majorHAnsi" w:eastAsiaTheme="majorEastAsia" w:hAnsiTheme="majorHAnsi" w:cstheme="majorBidi"/>
+          <w:spacing w:val="-10"/>
+          <w:kern w:val="28"/>
+          <w:sz w:val="28"/>
+          <w:szCs w:val="28"/>
+        </w:rPr>
+        <w:t xml:space="preserve"> </w:t>
+      </w:r>
+      <w:r>
+        <w:rPr>
+          <w:rFonts w:asciiTheme="majorHAnsi" w:eastAsiaTheme="majorEastAsia" w:hAnsiTheme="majorHAnsi" w:cstheme="majorBidi"/>
+          <w:spacing w:val="-10"/>
+          <w:kern w:val="28"/>
+          <w:sz w:val="28"/>
+          <w:szCs w:val="28"/>
+        </w:rPr>
+        <w:t>pod in the kube system namespace on the master node.</w:t>
+      </w:r>
+    </w:p>
+    <w:p>
+      <w:pPr>
+        <w:spacing w:line="240" w:lineRule="auto"/>
+        <w:jc w:val="lowKashida"/>
+        <w:rPr>
+          <w:rFonts w:asciiTheme="majorHAnsi" w:eastAsiaTheme="majorEastAsia" w:hAnsiTheme="majorHAnsi" w:cstheme="majorBidi"/>
+          <w:spacing w:val="-10"/>
+          <w:kern w:val="28"/>
+          <w:sz w:val="28"/>
+          <w:szCs w:val="28"/>
+        </w:rPr>
+      </w:pPr>
+      <w:r>
+        <w:rPr>
+          <w:rFonts w:asciiTheme="majorHAnsi" w:eastAsiaTheme="majorEastAsia" w:hAnsiTheme="majorHAnsi" w:cstheme="majorBidi"/>
+          <w:spacing w:val="-10"/>
+          <w:kern w:val="28"/>
+          <w:sz w:val="28"/>
+          <w:szCs w:val="28"/>
+        </w:rPr>
+        <w:lastRenderedPageBreak/>
+        <w:t>/etc/</w:t>
+      </w:r>
+      <w:r>
+        <w:rPr>
+          <w:rFonts w:asciiTheme="majorHAnsi" w:eastAsiaTheme="majorEastAsia" w:hAnsiTheme="majorHAnsi" w:cstheme="majorBidi"/>
+          <w:spacing w:val="-10"/>
+          <w:kern w:val="28"/>
+          <w:sz w:val="28"/>
+          <w:szCs w:val="28"/>
+        </w:rPr>
+        <w:t xml:space="preserve"> </w:t>
+      </w:r>
+      <w:r>
+        <w:rPr>
+          <w:rFonts w:asciiTheme="majorHAnsi" w:eastAsiaTheme="majorEastAsia" w:hAnsiTheme="majorHAnsi" w:cstheme="majorBidi"/>
+          <w:spacing w:val="-10"/>
+          <w:kern w:val="28"/>
+          <w:sz w:val="28"/>
+          <w:szCs w:val="28"/>
+        </w:rPr>
+        <w:t>k</w:t>
+      </w:r>
+      <w:r>
+        <w:rPr>
+          <w:rFonts w:asciiTheme="majorHAnsi" w:eastAsiaTheme="majorEastAsia" w:hAnsiTheme="majorHAnsi" w:cstheme="majorBidi"/>
+          <w:spacing w:val="-10"/>
+          <w:kern w:val="28"/>
+          <w:sz w:val="28"/>
+          <w:szCs w:val="28"/>
+        </w:rPr>
+        <w:t>ubernetes</w:t>
+      </w:r>
+      <w:r>
+        <w:rPr>
+          <w:rFonts w:asciiTheme="majorHAnsi" w:eastAsiaTheme="majorEastAsia" w:hAnsiTheme="majorHAnsi" w:cstheme="majorBidi"/>
+          <w:spacing w:val="-10"/>
+          <w:kern w:val="28"/>
+          <w:sz w:val="28"/>
+          <w:szCs w:val="28"/>
+        </w:rPr>
+        <w:t>/</w:t>
+      </w:r>
+      <w:r>
+        <w:rPr>
+          <w:rFonts w:asciiTheme="majorHAnsi" w:eastAsiaTheme="majorEastAsia" w:hAnsiTheme="majorHAnsi" w:cstheme="majorBidi"/>
+          <w:spacing w:val="-10"/>
+          <w:kern w:val="28"/>
+          <w:sz w:val="28"/>
+          <w:szCs w:val="28"/>
+        </w:rPr>
+        <w:t>manifest</w:t>
+      </w:r>
+      <w:r>
+        <w:rPr>
+          <w:rFonts w:asciiTheme="majorHAnsi" w:eastAsiaTheme="majorEastAsia" w:hAnsiTheme="majorHAnsi" w:cstheme="majorBidi"/>
+          <w:spacing w:val="-10"/>
+          <w:kern w:val="28"/>
+          <w:sz w:val="28"/>
+          <w:szCs w:val="28"/>
+        </w:rPr>
+        <w:t>/kube-scheduler.yaml</w:t>
+      </w:r>
+    </w:p>
+    <w:p>
+      <w:pPr>
+        <w:spacing w:line="240" w:lineRule="auto"/>
+        <w:jc w:val="lowKashida"/>
+        <w:rPr>
+          <w:rFonts w:asciiTheme="majorHAnsi" w:eastAsiaTheme="majorEastAsia" w:hAnsiTheme="majorHAnsi" w:cstheme="majorBidi"/>
+          <w:spacing w:val="-10"/>
+          <w:kern w:val="28"/>
+          <w:sz w:val="28"/>
+          <w:szCs w:val="28"/>
+        </w:rPr>
+      </w:pPr>
+      <w:r>
+        <w:rPr>
+          <w:rFonts w:asciiTheme="majorHAnsi" w:eastAsiaTheme="majorEastAsia" w:hAnsiTheme="majorHAnsi" w:cstheme="majorBidi"/>
+          <w:spacing w:val="-10"/>
+          <w:kern w:val="28"/>
+          <w:sz w:val="28"/>
+          <w:szCs w:val="28"/>
+        </w:rPr>
+        <w:t>You can also see the running process and the effective options by listing the process on the master</w:t>
+      </w:r>
+      <w:r>
+        <w:rPr>
+          <w:rFonts w:asciiTheme="majorHAnsi" w:eastAsiaTheme="majorEastAsia" w:hAnsiTheme="majorHAnsi" w:cstheme="majorBidi"/>
+          <w:spacing w:val="-10"/>
+          <w:kern w:val="28"/>
+          <w:sz w:val="28"/>
+          <w:szCs w:val="28"/>
+        </w:rPr>
+        <w:t xml:space="preserve"> </w:t>
+      </w:r>
+      <w:r>
+        <w:rPr>
+          <w:rFonts w:asciiTheme="majorHAnsi" w:eastAsiaTheme="majorEastAsia" w:hAnsiTheme="majorHAnsi" w:cstheme="majorBidi"/>
+          <w:spacing w:val="-10"/>
+          <w:kern w:val="28"/>
+          <w:sz w:val="28"/>
+          <w:szCs w:val="28"/>
+        </w:rPr>
+        <w:t>node and searching for kube scheduler.</w:t>
+      </w:r>
+    </w:p>
+    <w:p>
+      <w:pPr>
+        <w:spacing w:line="240" w:lineRule="auto"/>
+        <w:jc w:val="lowKashida"/>
+        <w:rPr>
+          <w:rFonts w:asciiTheme="majorHAnsi" w:eastAsiaTheme="majorEastAsia" w:hAnsiTheme="majorHAnsi" w:cstheme="majorBidi"/>
+          <w:spacing w:val="-10"/>
+          <w:kern w:val="28"/>
+          <w:sz w:val="28"/>
+          <w:szCs w:val="28"/>
+        </w:rPr>
+      </w:pPr>
+      <w:r>
+        <w:rPr>
+          <w:rFonts w:asciiTheme="majorHAnsi" w:eastAsiaTheme="majorEastAsia" w:hAnsiTheme="majorHAnsi" w:cstheme="majorBidi"/>
+          <w:spacing w:val="-10"/>
+          <w:kern w:val="28"/>
+          <w:sz w:val="28"/>
+          <w:szCs w:val="28"/>
+        </w:rPr>
+        <w:t xml:space="preserve">Ps -aux | grep </w:t>
+      </w:r>
+      <w:r>
+        <w:rPr>
+          <w:rFonts w:asciiTheme="majorHAnsi" w:eastAsiaTheme="majorEastAsia" w:hAnsiTheme="majorHAnsi" w:cstheme="majorBidi"/>
+          <w:spacing w:val="-10"/>
+          <w:kern w:val="28"/>
+          <w:sz w:val="28"/>
+          <w:szCs w:val="28"/>
+        </w:rPr>
+        <w:t>kube-scheduler</w:t>
+      </w:r>
+    </w:p>
+    <w:p>
+      <w:pPr>
+        <w:rPr>
+          <w:rFonts w:asciiTheme="majorHAnsi" w:eastAsiaTheme="majorEastAsia" w:hAnsiTheme="majorHAnsi" w:cstheme="majorBidi"/>
+          <w:spacing w:val="-10"/>
+          <w:kern w:val="28"/>
+          <w:sz w:val="28"/>
+          <w:szCs w:val="28"/>
+        </w:rPr>
+      </w:pPr>
+      <w:r>
+        <w:rPr>
+          <w:rFonts w:asciiTheme="majorHAnsi" w:eastAsiaTheme="majorEastAsia" w:hAnsiTheme="majorHAnsi" w:cstheme="majorBidi"/>
+          <w:spacing w:val="-10"/>
+          <w:kern w:val="28"/>
+          <w:sz w:val="28"/>
+          <w:szCs w:val="28"/>
+        </w:rPr>
+        <w:br w:type="page"/>
+      </w:r>
+    </w:p>
+    <w:p>
+      <w:pPr>
+        <w:spacing w:line="240" w:lineRule="auto"/>
+        <w:jc w:val="lowKashida"/>
+        <w:rPr>
+          <w:rFonts w:asciiTheme="majorHAnsi" w:eastAsiaTheme="majorEastAsia" w:hAnsiTheme="majorHAnsi" w:cstheme="majorBidi"/>
+          <w:b/>
+          <w:bCs/>
+          <w:spacing w:val="-10"/>
+          <w:kern w:val="28"/>
+          <w:sz w:val="34"/>
+          <w:szCs w:val="34"/>
+        </w:rPr>
+      </w:pPr>
+      <w:r>
+        <w:rPr>
+          <w:rFonts w:asciiTheme="majorHAnsi" w:eastAsiaTheme="majorEastAsia" w:hAnsiTheme="majorHAnsi" w:cstheme="majorBidi"/>
+          <w:b/>
+          <w:bCs/>
+          <w:spacing w:val="-10"/>
+          <w:kern w:val="28"/>
+          <w:sz w:val="34"/>
+          <w:szCs w:val="34"/>
+        </w:rPr>
+        <w:lastRenderedPageBreak/>
+        <w:t>Kubelet:</w:t>
+      </w:r>
+    </w:p>
+    <w:p>
+      <w:pPr>
+        <w:spacing w:line="240" w:lineRule="auto"/>
+        <w:jc w:val="lowKashida"/>
+        <w:rPr>
+          <w:rFonts w:asciiTheme="majorHAnsi" w:eastAsiaTheme="majorEastAsia" w:hAnsiTheme="majorHAnsi" w:cstheme="majorBidi"/>
+          <w:spacing w:val="-10"/>
+          <w:kern w:val="28"/>
+          <w:sz w:val="28"/>
+          <w:szCs w:val="28"/>
+        </w:rPr>
+      </w:pPr>
+      <w:r>
+        <w:rPr>
+          <w:rFonts w:asciiTheme="majorHAnsi" w:eastAsiaTheme="majorEastAsia" w:hAnsiTheme="majorHAnsi" w:cstheme="majorBidi"/>
+          <w:spacing w:val="-10"/>
+          <w:kern w:val="28"/>
+          <w:sz w:val="28"/>
+          <w:szCs w:val="28"/>
+        </w:rPr>
+        <w:t>Kubelet is like the captain of the ship.</w:t>
+      </w:r>
+      <w:r>
+        <w:rPr>
+          <w:rFonts w:asciiTheme="majorHAnsi" w:eastAsiaTheme="majorEastAsia" w:hAnsiTheme="majorHAnsi" w:cstheme="majorBidi"/>
+          <w:spacing w:val="-10"/>
+          <w:kern w:val="28"/>
+          <w:sz w:val="28"/>
+          <w:szCs w:val="28"/>
+        </w:rPr>
+        <w:t xml:space="preserve"> </w:t>
+      </w:r>
+      <w:r>
+        <w:rPr>
+          <w:rFonts w:asciiTheme="majorHAnsi" w:eastAsiaTheme="majorEastAsia" w:hAnsiTheme="majorHAnsi" w:cstheme="majorBidi"/>
+          <w:spacing w:val="-10"/>
+          <w:kern w:val="28"/>
+          <w:sz w:val="28"/>
+          <w:szCs w:val="28"/>
+        </w:rPr>
+        <w:t>They lead all activities on a ship.</w:t>
+      </w:r>
+      <w:r>
+        <w:rPr>
+          <w:rFonts w:asciiTheme="majorHAnsi" w:eastAsiaTheme="majorEastAsia" w:hAnsiTheme="majorHAnsi" w:cstheme="majorBidi"/>
+          <w:spacing w:val="-10"/>
+          <w:kern w:val="28"/>
+          <w:sz w:val="28"/>
+          <w:szCs w:val="28"/>
+        </w:rPr>
+        <w:t xml:space="preserve"> </w:t>
+      </w:r>
+      <w:r>
+        <w:rPr>
+          <w:rFonts w:asciiTheme="majorHAnsi" w:eastAsiaTheme="majorEastAsia" w:hAnsiTheme="majorHAnsi" w:cstheme="majorBidi"/>
+          <w:spacing w:val="-10"/>
+          <w:kern w:val="28"/>
+          <w:sz w:val="28"/>
+          <w:szCs w:val="28"/>
+        </w:rPr>
+        <w:t>They are the ones responsible for doing all the paperwork necessary to become part of the cluster.</w:t>
+      </w:r>
+      <w:r>
+        <w:rPr>
+          <w:rFonts w:asciiTheme="majorHAnsi" w:eastAsiaTheme="majorEastAsia" w:hAnsiTheme="majorHAnsi" w:cstheme="majorBidi"/>
+          <w:spacing w:val="-10"/>
+          <w:kern w:val="28"/>
+          <w:sz w:val="28"/>
+          <w:szCs w:val="28"/>
+        </w:rPr>
+        <w:t xml:space="preserve"> </w:t>
+      </w:r>
+      <w:r>
+        <w:rPr>
+          <w:rFonts w:asciiTheme="majorHAnsi" w:eastAsiaTheme="majorEastAsia" w:hAnsiTheme="majorHAnsi" w:cstheme="majorBidi"/>
+          <w:spacing w:val="-10"/>
+          <w:kern w:val="28"/>
+          <w:sz w:val="28"/>
+          <w:szCs w:val="28"/>
+        </w:rPr>
+        <w:t>They are the sole point of contact from the master ship.</w:t>
+      </w:r>
+    </w:p>
+    <w:p>
+      <w:pPr>
+        <w:spacing w:line="240" w:lineRule="auto"/>
+        <w:jc w:val="lowKashida"/>
+        <w:rPr>
+          <w:rFonts w:asciiTheme="majorHAnsi" w:eastAsiaTheme="majorEastAsia" w:hAnsiTheme="majorHAnsi" w:cstheme="majorBidi"/>
+          <w:spacing w:val="-10"/>
+          <w:kern w:val="28"/>
+          <w:sz w:val="28"/>
+          <w:szCs w:val="28"/>
+        </w:rPr>
+      </w:pPr>
+      <w:r>
+        <w:rPr>
+          <w:rFonts w:asciiTheme="majorHAnsi" w:eastAsiaTheme="majorEastAsia" w:hAnsiTheme="majorHAnsi" w:cstheme="majorBidi"/>
+          <w:spacing w:val="-10"/>
+          <w:kern w:val="28"/>
+          <w:sz w:val="28"/>
+          <w:szCs w:val="28"/>
+        </w:rPr>
+        <w:t>They load or unload containers on the ship as instructed by the scheduler on the master.</w:t>
+      </w:r>
+      <w:r>
+        <w:rPr>
+          <w:rFonts w:asciiTheme="majorHAnsi" w:eastAsiaTheme="majorEastAsia" w:hAnsiTheme="majorHAnsi" w:cstheme="majorBidi"/>
+          <w:spacing w:val="-10"/>
+          <w:kern w:val="28"/>
+          <w:sz w:val="28"/>
+          <w:szCs w:val="28"/>
+        </w:rPr>
+        <w:t xml:space="preserve"> </w:t>
+      </w:r>
+      <w:r>
+        <w:rPr>
+          <w:rFonts w:asciiTheme="majorHAnsi" w:eastAsiaTheme="majorEastAsia" w:hAnsiTheme="majorHAnsi" w:cstheme="majorBidi"/>
+          <w:spacing w:val="-10"/>
+          <w:kern w:val="28"/>
+          <w:sz w:val="28"/>
+          <w:szCs w:val="28"/>
+        </w:rPr>
+        <w:t>They also send back reports at regular intervals on the status of the ship and the containers on them.</w:t>
+      </w:r>
+    </w:p>
+    <w:p>
+      <w:pPr>
+        <w:spacing w:line="240" w:lineRule="auto"/>
+        <w:jc w:val="lowKashida"/>
+        <w:rPr>
+          <w:rFonts w:asciiTheme="majorHAnsi" w:eastAsiaTheme="majorEastAsia" w:hAnsiTheme="majorHAnsi" w:cstheme="majorBidi"/>
+          <w:spacing w:val="-10"/>
+          <w:kern w:val="28"/>
+          <w:sz w:val="28"/>
+          <w:szCs w:val="28"/>
+        </w:rPr>
+      </w:pPr>
+      <w:r>
+        <w:rPr>
+          <w:rFonts w:asciiTheme="majorHAnsi" w:eastAsiaTheme="majorEastAsia" w:hAnsiTheme="majorHAnsi" w:cstheme="majorBidi"/>
+          <w:spacing w:val="-10"/>
+          <w:kern w:val="28"/>
+          <w:sz w:val="28"/>
+          <w:szCs w:val="28"/>
+        </w:rPr>
+        <w:t>The Kubelet in the Kubernetes worker node registers the node with the Kubernetes cluster.</w:t>
+      </w:r>
+      <w:r>
+        <w:rPr>
+          <w:rFonts w:asciiTheme="majorHAnsi" w:eastAsiaTheme="majorEastAsia" w:hAnsiTheme="majorHAnsi" w:cstheme="majorBidi"/>
+          <w:spacing w:val="-10"/>
+          <w:kern w:val="28"/>
+          <w:sz w:val="28"/>
+          <w:szCs w:val="28"/>
+        </w:rPr>
+        <w:t xml:space="preserve"> </w:t>
+      </w:r>
+      <w:r>
+        <w:rPr>
+          <w:rFonts w:asciiTheme="majorHAnsi" w:eastAsiaTheme="majorEastAsia" w:hAnsiTheme="majorHAnsi" w:cstheme="majorBidi"/>
+          <w:spacing w:val="-10"/>
+          <w:kern w:val="28"/>
+          <w:sz w:val="28"/>
+          <w:szCs w:val="28"/>
+        </w:rPr>
+        <w:t>When it receives instructions to load a container or a pod on the node, it requests the container runtime</w:t>
+      </w:r>
+      <w:r>
+        <w:rPr>
+          <w:rFonts w:asciiTheme="majorHAnsi" w:eastAsiaTheme="majorEastAsia" w:hAnsiTheme="majorHAnsi" w:cstheme="majorBidi"/>
+          <w:spacing w:val="-10"/>
+          <w:kern w:val="28"/>
+          <w:sz w:val="28"/>
+          <w:szCs w:val="28"/>
+        </w:rPr>
+        <w:t xml:space="preserve"> </w:t>
+      </w:r>
+      <w:r>
+        <w:rPr>
+          <w:rFonts w:asciiTheme="majorHAnsi" w:eastAsiaTheme="majorEastAsia" w:hAnsiTheme="majorHAnsi" w:cstheme="majorBidi"/>
+          <w:spacing w:val="-10"/>
+          <w:kern w:val="28"/>
+          <w:sz w:val="28"/>
+          <w:szCs w:val="28"/>
+        </w:rPr>
+        <w:t>engine, which may be Docker, to pull the required image and run an instance.</w:t>
+      </w:r>
+      <w:r>
+        <w:rPr>
+          <w:rFonts w:asciiTheme="majorHAnsi" w:eastAsiaTheme="majorEastAsia" w:hAnsiTheme="majorHAnsi" w:cstheme="majorBidi"/>
+          <w:spacing w:val="-10"/>
+          <w:kern w:val="28"/>
+          <w:sz w:val="28"/>
+          <w:szCs w:val="28"/>
+        </w:rPr>
+        <w:t xml:space="preserve"> </w:t>
+      </w:r>
+      <w:r>
+        <w:rPr>
+          <w:rFonts w:asciiTheme="majorHAnsi" w:eastAsiaTheme="majorEastAsia" w:hAnsiTheme="majorHAnsi" w:cstheme="majorBidi"/>
+          <w:spacing w:val="-10"/>
+          <w:kern w:val="28"/>
+          <w:sz w:val="28"/>
+          <w:szCs w:val="28"/>
+        </w:rPr>
+        <w:t>The Kubelet then continues to monitor the state of the pod and containers in it, and reports to the</w:t>
+      </w:r>
+      <w:r>
+        <w:rPr>
+          <w:rFonts w:asciiTheme="majorHAnsi" w:eastAsiaTheme="majorEastAsia" w:hAnsiTheme="majorHAnsi" w:cstheme="majorBidi"/>
+          <w:spacing w:val="-10"/>
+          <w:kern w:val="28"/>
+          <w:sz w:val="28"/>
+          <w:szCs w:val="28"/>
+        </w:rPr>
+        <w:t xml:space="preserve"> </w:t>
+      </w:r>
+      <w:r>
+        <w:rPr>
+          <w:rFonts w:asciiTheme="majorHAnsi" w:eastAsiaTheme="majorEastAsia" w:hAnsiTheme="majorHAnsi" w:cstheme="majorBidi"/>
+          <w:spacing w:val="-10"/>
+          <w:kern w:val="28"/>
+          <w:sz w:val="28"/>
+          <w:szCs w:val="28"/>
+        </w:rPr>
+        <w:t>kube API server on a timely basis.</w:t>
+      </w:r>
+    </w:p>
+    <w:p>
+      <w:pPr>
+        <w:spacing w:line="240" w:lineRule="auto"/>
+        <w:jc w:val="lowKashida"/>
+        <w:rPr>
+          <w:rFonts w:asciiTheme="majorHAnsi" w:eastAsiaTheme="majorEastAsia" w:hAnsiTheme="majorHAnsi" w:cstheme="majorBidi"/>
+          <w:spacing w:val="-10"/>
+          <w:kern w:val="28"/>
+          <w:sz w:val="28"/>
+          <w:szCs w:val="28"/>
+        </w:rPr>
+      </w:pPr>
+      <w:r>
+        <w:rPr>
+          <w:rFonts w:asciiTheme="majorHAnsi" w:eastAsiaTheme="majorEastAsia" w:hAnsiTheme="majorHAnsi" w:cstheme="majorBidi"/>
+          <w:spacing w:val="-10"/>
+          <w:kern w:val="28"/>
+          <w:sz w:val="28"/>
+          <w:szCs w:val="28"/>
+        </w:rPr>
+        <w:t>So how do you install the Kubelet?</w:t>
+      </w:r>
+      <w:r>
+        <w:rPr>
+          <w:rFonts w:asciiTheme="majorHAnsi" w:eastAsiaTheme="majorEastAsia" w:hAnsiTheme="majorHAnsi" w:cstheme="majorBidi"/>
+          <w:spacing w:val="-10"/>
+          <w:kern w:val="28"/>
+          <w:sz w:val="28"/>
+          <w:szCs w:val="28"/>
+        </w:rPr>
+        <w:t xml:space="preserve"> </w:t>
+      </w:r>
+      <w:r>
+        <w:rPr>
+          <w:rFonts w:asciiTheme="majorHAnsi" w:eastAsiaTheme="majorEastAsia" w:hAnsiTheme="majorHAnsi" w:cstheme="majorBidi"/>
+          <w:spacing w:val="-10"/>
+          <w:kern w:val="28"/>
+          <w:sz w:val="28"/>
+          <w:szCs w:val="28"/>
+        </w:rPr>
+        <w:t>If you use the kube admin tool to deploy your cluster, it does not automatically deploy the Cubelet.</w:t>
+      </w:r>
+      <w:r>
+        <w:rPr>
+          <w:rFonts w:asciiTheme="majorHAnsi" w:eastAsiaTheme="majorEastAsia" w:hAnsiTheme="majorHAnsi" w:cstheme="majorBidi"/>
+          <w:spacing w:val="-10"/>
+          <w:kern w:val="28"/>
+          <w:sz w:val="28"/>
+          <w:szCs w:val="28"/>
+        </w:rPr>
+        <w:t xml:space="preserve"> </w:t>
+      </w:r>
+      <w:r>
+        <w:rPr>
+          <w:rFonts w:asciiTheme="majorHAnsi" w:eastAsiaTheme="majorEastAsia" w:hAnsiTheme="majorHAnsi" w:cstheme="majorBidi"/>
+          <w:spacing w:val="-10"/>
+          <w:kern w:val="28"/>
+          <w:sz w:val="28"/>
+          <w:szCs w:val="28"/>
+        </w:rPr>
+        <w:t>Now that's the difference from the other components.</w:t>
+      </w:r>
+      <w:r>
+        <w:rPr>
+          <w:rFonts w:asciiTheme="majorHAnsi" w:eastAsiaTheme="majorEastAsia" w:hAnsiTheme="majorHAnsi" w:cstheme="majorBidi"/>
+          <w:spacing w:val="-10"/>
+          <w:kern w:val="28"/>
+          <w:sz w:val="28"/>
+          <w:szCs w:val="28"/>
+        </w:rPr>
+        <w:t xml:space="preserve"> </w:t>
+      </w:r>
+      <w:r>
+        <w:rPr>
+          <w:rFonts w:asciiTheme="majorHAnsi" w:eastAsiaTheme="majorEastAsia" w:hAnsiTheme="majorHAnsi" w:cstheme="majorBidi"/>
+          <w:spacing w:val="-10"/>
+          <w:kern w:val="28"/>
+          <w:sz w:val="28"/>
+          <w:szCs w:val="28"/>
+        </w:rPr>
+        <w:t>You must always manually install the Kubelet on your worker nodes.</w:t>
+      </w:r>
+      <w:r>
+        <w:rPr>
+          <w:rFonts w:asciiTheme="majorHAnsi" w:eastAsiaTheme="majorEastAsia" w:hAnsiTheme="majorHAnsi" w:cstheme="majorBidi"/>
+          <w:spacing w:val="-10"/>
+          <w:kern w:val="28"/>
+          <w:sz w:val="28"/>
+          <w:szCs w:val="28"/>
+        </w:rPr>
+        <w:t xml:space="preserve"> </w:t>
+      </w:r>
+      <w:r>
+        <w:rPr>
+          <w:rFonts w:asciiTheme="majorHAnsi" w:eastAsiaTheme="majorEastAsia" w:hAnsiTheme="majorHAnsi" w:cstheme="majorBidi"/>
+          <w:spacing w:val="-10"/>
+          <w:kern w:val="28"/>
+          <w:sz w:val="28"/>
+          <w:szCs w:val="28"/>
+        </w:rPr>
+        <w:t>Download the installer, extract it and run it as a service.</w:t>
+      </w:r>
+    </w:p>
+    <w:p>
+      <w:pPr>
+        <w:spacing w:line="240" w:lineRule="auto"/>
+        <w:jc w:val="lowKashida"/>
+        <w:rPr>
+          <w:rFonts w:asciiTheme="majorHAnsi" w:eastAsiaTheme="majorEastAsia" w:hAnsiTheme="majorHAnsi" w:cstheme="majorBidi"/>
+          <w:spacing w:val="-10"/>
+          <w:kern w:val="28"/>
+          <w:sz w:val="28"/>
+          <w:szCs w:val="28"/>
+        </w:rPr>
+      </w:pPr>
+      <w:r>
+        <w:rPr>
+          <w:rFonts w:asciiTheme="majorHAnsi" w:eastAsiaTheme="majorEastAsia" w:hAnsiTheme="majorHAnsi" w:cstheme="majorBidi"/>
+          <w:spacing w:val="-10"/>
+          <w:kern w:val="28"/>
+          <w:sz w:val="28"/>
+          <w:szCs w:val="28"/>
+        </w:rPr>
+        <w:t>You can view the running Kubelet</w:t>
+      </w:r>
+      <w:r>
+        <w:rPr>
+          <w:rFonts w:asciiTheme="majorHAnsi" w:eastAsiaTheme="majorEastAsia" w:hAnsiTheme="majorHAnsi" w:cstheme="majorBidi"/>
+          <w:spacing w:val="-10"/>
+          <w:kern w:val="28"/>
+          <w:sz w:val="28"/>
+          <w:szCs w:val="28"/>
+        </w:rPr>
+        <w:t xml:space="preserve"> </w:t>
+      </w:r>
+      <w:r>
+        <w:rPr>
+          <w:rFonts w:asciiTheme="majorHAnsi" w:eastAsiaTheme="majorEastAsia" w:hAnsiTheme="majorHAnsi" w:cstheme="majorBidi"/>
+          <w:spacing w:val="-10"/>
+          <w:kern w:val="28"/>
+          <w:sz w:val="28"/>
+          <w:szCs w:val="28"/>
+        </w:rPr>
+        <w:t>process and the effective options by listing the process on the worker</w:t>
+      </w:r>
+      <w:r>
+        <w:rPr>
+          <w:rFonts w:asciiTheme="majorHAnsi" w:eastAsiaTheme="majorEastAsia" w:hAnsiTheme="majorHAnsi" w:cstheme="majorBidi"/>
+          <w:spacing w:val="-10"/>
+          <w:kern w:val="28"/>
+          <w:sz w:val="28"/>
+          <w:szCs w:val="28"/>
+        </w:rPr>
+        <w:t xml:space="preserve"> </w:t>
+      </w:r>
+      <w:r>
+        <w:rPr>
+          <w:rFonts w:asciiTheme="majorHAnsi" w:eastAsiaTheme="majorEastAsia" w:hAnsiTheme="majorHAnsi" w:cstheme="majorBidi"/>
+          <w:spacing w:val="-10"/>
+          <w:kern w:val="28"/>
+          <w:sz w:val="28"/>
+          <w:szCs w:val="28"/>
+        </w:rPr>
+        <w:t>node and searching for Kubelet</w:t>
+      </w:r>
+      <w:r>
+        <w:rPr>
+          <w:rFonts w:asciiTheme="majorHAnsi" w:eastAsiaTheme="majorEastAsia" w:hAnsiTheme="majorHAnsi" w:cstheme="majorBidi"/>
+          <w:spacing w:val="-10"/>
+          <w:kern w:val="28"/>
+          <w:sz w:val="28"/>
+          <w:szCs w:val="28"/>
+        </w:rPr>
+        <w:t>.</w:t>
+      </w:r>
+    </w:p>
+    <w:p>
+      <w:pPr>
+        <w:spacing w:line="240" w:lineRule="auto"/>
+        <w:jc w:val="lowKashida"/>
+        <w:rPr>
+          <w:rFonts w:asciiTheme="majorHAnsi" w:eastAsiaTheme="majorEastAsia" w:hAnsiTheme="majorHAnsi" w:cstheme="majorBidi"/>
+          <w:spacing w:val="-10"/>
+          <w:kern w:val="28"/>
+          <w:sz w:val="28"/>
+          <w:szCs w:val="28"/>
+        </w:rPr>
+      </w:pPr>
+      <w:r>
+        <w:rPr>
+          <w:rFonts w:asciiTheme="majorHAnsi" w:eastAsiaTheme="majorEastAsia" w:hAnsiTheme="majorHAnsi" w:cstheme="majorBidi"/>
+          <w:spacing w:val="-10"/>
+          <w:kern w:val="28"/>
+          <w:sz w:val="28"/>
+          <w:szCs w:val="28"/>
+        </w:rPr>
+        <w:t>$</w:t>
+      </w:r>
+      <w:proofErr w:type="gramStart"/>
+      <w:r>
+        <w:rPr>
+          <w:rFonts w:asciiTheme="majorHAnsi" w:eastAsiaTheme="majorEastAsia" w:hAnsiTheme="majorHAnsi" w:cstheme="majorBidi"/>
+          <w:spacing w:val="-10"/>
+          <w:kern w:val="28"/>
+          <w:sz w:val="28"/>
+          <w:szCs w:val="28"/>
+        </w:rPr>
+        <w:t>ps  -</w:t>
+      </w:r>
+      <w:proofErr w:type="gramEnd"/>
+      <w:r>
+        <w:rPr>
+          <w:rFonts w:asciiTheme="majorHAnsi" w:eastAsiaTheme="majorEastAsia" w:hAnsiTheme="majorHAnsi" w:cstheme="majorBidi"/>
+          <w:spacing w:val="-10"/>
+          <w:kern w:val="28"/>
+          <w:sz w:val="28"/>
+          <w:szCs w:val="28"/>
+        </w:rPr>
+        <w:t>aux | grep kubelet</w:t>
+      </w:r>
+    </w:p>
+    <w:p>
+      <w:pPr>
+        <w:rPr>
+          <w:rFonts w:asciiTheme="majorHAnsi" w:eastAsiaTheme="majorEastAsia" w:hAnsiTheme="majorHAnsi" w:cstheme="majorBidi"/>
+          <w:spacing w:val="-10"/>
+          <w:kern w:val="28"/>
+          <w:sz w:val="28"/>
+          <w:szCs w:val="28"/>
+        </w:rPr>
+      </w:pPr>
+      <w:r>
+        <w:rPr>
+          <w:rFonts w:asciiTheme="majorHAnsi" w:eastAsiaTheme="majorEastAsia" w:hAnsiTheme="majorHAnsi" w:cstheme="majorBidi"/>
+          <w:spacing w:val="-10"/>
+          <w:kern w:val="28"/>
+          <w:sz w:val="28"/>
+          <w:szCs w:val="28"/>
+        </w:rPr>
+        <w:br w:type="page"/>
+      </w:r>
+    </w:p>
+    <w:p>
+      <w:pPr>
+        <w:spacing w:line="240" w:lineRule="auto"/>
+        <w:jc w:val="lowKashida"/>
+        <w:rPr>
+          <w:rFonts w:asciiTheme="majorHAnsi" w:eastAsiaTheme="majorEastAsia" w:hAnsiTheme="majorHAnsi" w:cstheme="majorBidi"/>
+          <w:spacing w:val="-10"/>
+          <w:kern w:val="28"/>
+          <w:sz w:val="28"/>
+          <w:szCs w:val="28"/>
+        </w:rPr>
+      </w:pPr>
     </w:p>
     <w:sectPr>
       <w:pgSz w:w="12240" w:h="15840"/>
@@ -797,7 +3191,7 @@
 </file>
 
 <file path=word/numbering.xml><?xml version="1.0" encoding="utf-8"?>
-<w:numbering xmlns:wpc="http://schemas.microsoft.com/office/word/2010/wordprocessingCanvas" xmlns:cx="http://schemas.microsoft.com/office/drawing/2014/chartex" xmlns:mc="http://schemas.openxmlformats.org/markup-compatibility/2006" xmlns:o="urn:schemas-microsoft-com:office:office" xmlns:r="http://schemas.openxmlformats.org/officeDocument/2006/relationships" xmlns:m="http://schemas.openxmlformats.org/officeDocument/2006/math" xmlns:v="urn:schemas-microsoft-com:vml" xmlns:wp14="http://schemas.microsoft.com/office/word/2010/wordprocessingDrawing" xmlns:wp="http://schemas.openxmlformats.org/drawingml/2006/wordprocessingDrawing" xmlns:w10="urn:schemas-microsoft-com:office:word" xmlns:w="http://schemas.openxmlformats.org/wordprocessingml/2006/main" xmlns:w14="http://schemas.microsoft.com/office/word/2010/wordml" xmlns:w15="http://schemas.microsoft.com/office/word/2012/wordml" xmlns:w16se="http://schemas.microsoft.com/office/word/2015/wordml/symex" xmlns:wpg="http://schemas.microsoft.com/office/word/2010/wordprocessingGroup" xmlns:wpi="http://schemas.microsoft.com/office/word/2010/wordprocessingInk" xmlns:wne="http://schemas.microsoft.com/office/word/2006/wordml" xmlns:wps="http://schemas.microsoft.com/office/word/2010/wordprocessingShape" mc:Ignorable="w14 w15 w16se wp14">
+<w:numbering xmlns:wpc="http://schemas.microsoft.com/office/word/2010/wordprocessingCanvas" xmlns:cx="http://schemas.microsoft.com/office/drawing/2014/chartex" xmlns:cx1="http://schemas.microsoft.com/office/drawing/2015/9/8/chartex" xmlns:cx2="http://schemas.microsoft.com/office/drawing/2015/10/21/chartex" xmlns:cx3="http://schemas.microsoft.com/office/drawing/2016/5/9/chartex" xmlns:cx4="http://schemas.microsoft.com/office/drawing/2016/5/10/chartex" xmlns:cx5="http://schemas.microsoft.com/office/drawing/2016/5/11/chartex" xmlns:cx6="http://schemas.microsoft.com/office/drawing/2016/5/12/chartex" xmlns:cx7="http://schemas.microsoft.com/office/drawing/2016/5/13/chartex" xmlns:cx8="http://schemas.microsoft.com/office/drawing/2016/5/14/chartex" xmlns:mc="http://schemas.openxmlformats.org/markup-compatibility/2006" xmlns:aink="http://schemas.microsoft.com/office/drawing/2016/ink" xmlns:am3d="http://schemas.microsoft.com/office/drawing/2017/model3d" xmlns:o="urn:schemas-microsoft-com:office:office" xmlns:oel="http://schemas.microsoft.com/office/2019/extlst" xmlns:r="http://schemas.openxmlformats.org/officeDocument/2006/relationships" xmlns:m="http://schemas.openxmlformats.org/officeDocument/2006/math" xmlns:v="urn:schemas-microsoft-com:vml" xmlns:wp14="http://schemas.microsoft.com/office/word/2010/wordprocessingDrawing" xmlns:wp="http://schemas.openxmlformats.org/drawingml/2006/wordprocessingDrawing" xmlns:w10="urn:schemas-microsoft-com:office:word" xmlns:w="http://schemas.openxmlformats.org/wordprocessingml/2006/main" xmlns:w14="http://schemas.microsoft.com/office/word/2010/wordml" xmlns:w15="http://schemas.microsoft.com/office/word/2012/wordml" xmlns:w16cex="http://schemas.microsoft.com/office/word/2018/wordml/cex" xmlns:w16cid="http://schemas.microsoft.com/office/word/2016/wordml/cid" xmlns:w16="http://schemas.microsoft.com/office/word/2018/wordml" xmlns:w16sdtdh="http://schemas.microsoft.com/office/word/2020/wordml/sdtdatahash" xmlns:w16se="http://schemas.microsoft.com/office/word/2015/wordml/symex" xmlns:wpg="http://schemas.microsoft.com/office/word/2010/wordprocessingGroup" xmlns:wpi="http://schemas.microsoft.com/office/word/2010/wordprocessingInk" xmlns:wne="http://schemas.microsoft.com/office/word/2006/wordml" xmlns:wps="http://schemas.microsoft.com/office/word/2010/wordprocessingShape" mc:Ignorable="w14 w15 w16se w16cid w16 w16cex w16sdtdh wp14">
   <w:abstractNum w:abstractNumId="0" w15:restartNumberingAfterBreak="0">
     <w:nsid w:val="2C5F63AE"/>
     <w:multiLevelType w:val="hybridMultilevel"/>
@@ -910,14 +3304,106 @@
       </w:rPr>
     </w:lvl>
   </w:abstractNum>
-  <w:num w:numId="1">
+  <w:abstractNum w:abstractNumId="1" w15:restartNumberingAfterBreak="0">
+    <w:nsid w:val="3A1A4992"/>
+    <w:multiLevelType w:val="hybridMultilevel"/>
+    <w:tmpl w:val="987EAE3C"/>
+    <w:lvl w:ilvl="0" w:tplc="1944CB80">
+      <w:start w:val="1"/>
+      <w:numFmt w:val="decimal"/>
+      <w:lvlText w:val="%1-"/>
+      <w:lvlJc w:val="left"/>
+      <w:pPr>
+        <w:ind w:left="720" w:hanging="360"/>
+      </w:pPr>
+      <w:rPr>
+        <w:rFonts w:hint="default"/>
+      </w:rPr>
+    </w:lvl>
+    <w:lvl w:ilvl="1" w:tplc="04090019" w:tentative="1">
+      <w:start w:val="1"/>
+      <w:numFmt w:val="lowerLetter"/>
+      <w:lvlText w:val="%2."/>
+      <w:lvlJc w:val="left"/>
+      <w:pPr>
+        <w:ind w:left="1440" w:hanging="360"/>
+      </w:pPr>
+    </w:lvl>
+    <w:lvl w:ilvl="2" w:tplc="0409001B" w:tentative="1">
+      <w:start w:val="1"/>
+      <w:numFmt w:val="lowerRoman"/>
+      <w:lvlText w:val="%3."/>
+      <w:lvlJc w:val="right"/>
+      <w:pPr>
+        <w:ind w:left="2160" w:hanging="180"/>
+      </w:pPr>
+    </w:lvl>
+    <w:lvl w:ilvl="3" w:tplc="0409000F" w:tentative="1">
+      <w:start w:val="1"/>
+      <w:numFmt w:val="decimal"/>
+      <w:lvlText w:val="%4."/>
+      <w:lvlJc w:val="left"/>
+      <w:pPr>
+        <w:ind w:left="2880" w:hanging="360"/>
+      </w:pPr>
+    </w:lvl>
+    <w:lvl w:ilvl="4" w:tplc="04090019" w:tentative="1">
+      <w:start w:val="1"/>
+      <w:numFmt w:val="lowerLetter"/>
+      <w:lvlText w:val="%5."/>
+      <w:lvlJc w:val="left"/>
+      <w:pPr>
+        <w:ind w:left="3600" w:hanging="360"/>
+      </w:pPr>
+    </w:lvl>
+    <w:lvl w:ilvl="5" w:tplc="0409001B" w:tentative="1">
+      <w:start w:val="1"/>
+      <w:numFmt w:val="lowerRoman"/>
+      <w:lvlText w:val="%6."/>
+      <w:lvlJc w:val="right"/>
+      <w:pPr>
+        <w:ind w:left="4320" w:hanging="180"/>
+      </w:pPr>
+    </w:lvl>
+    <w:lvl w:ilvl="6" w:tplc="0409000F" w:tentative="1">
+      <w:start w:val="1"/>
+      <w:numFmt w:val="decimal"/>
+      <w:lvlText w:val="%7."/>
+      <w:lvlJc w:val="left"/>
+      <w:pPr>
+        <w:ind w:left="5040" w:hanging="360"/>
+      </w:pPr>
+    </w:lvl>
+    <w:lvl w:ilvl="7" w:tplc="04090019" w:tentative="1">
+      <w:start w:val="1"/>
+      <w:numFmt w:val="lowerLetter"/>
+      <w:lvlText w:val="%8."/>
+      <w:lvlJc w:val="left"/>
+      <w:pPr>
+        <w:ind w:left="5760" w:hanging="360"/>
+      </w:pPr>
+    </w:lvl>
+    <w:lvl w:ilvl="8" w:tplc="0409001B" w:tentative="1">
+      <w:start w:val="1"/>
+      <w:numFmt w:val="lowerRoman"/>
+      <w:lvlText w:val="%9."/>
+      <w:lvlJc w:val="right"/>
+      <w:pPr>
+        <w:ind w:left="6480" w:hanging="180"/>
+      </w:pPr>
+    </w:lvl>
+  </w:abstractNum>
+  <w:num w:numId="1" w16cid:durableId="300306210">
     <w:abstractNumId w:val="0"/>
+  </w:num>
+  <w:num w:numId="2" w16cid:durableId="1962807300">
+    <w:abstractNumId w:val="1"/>
   </w:num>
 </w:numbering>
 </file>
 
 <file path=word/styles.xml><?xml version="1.0" encoding="utf-8"?>
-<w:styles xmlns:mc="http://schemas.openxmlformats.org/markup-compatibility/2006" xmlns:r="http://schemas.openxmlformats.org/officeDocument/2006/relationships" xmlns:w="http://schemas.openxmlformats.org/wordprocessingml/2006/main" xmlns:w14="http://schemas.microsoft.com/office/word/2010/wordml" xmlns:w15="http://schemas.microsoft.com/office/word/2012/wordml" xmlns:w16se="http://schemas.microsoft.com/office/word/2015/wordml/symex" mc:Ignorable="w14 w15 w16se">
+<w:styles xmlns:mc="http://schemas.openxmlformats.org/markup-compatibility/2006" xmlns:r="http://schemas.openxmlformats.org/officeDocument/2006/relationships" xmlns:w="http://schemas.openxmlformats.org/wordprocessingml/2006/main" xmlns:w14="http://schemas.microsoft.com/office/word/2010/wordml" xmlns:w15="http://schemas.microsoft.com/office/word/2012/wordml" xmlns:w16cex="http://schemas.microsoft.com/office/word/2018/wordml/cex" xmlns:w16cid="http://schemas.microsoft.com/office/word/2016/wordml/cid" xmlns:w16="http://schemas.microsoft.com/office/word/2018/wordml" xmlns:w16sdtdh="http://schemas.microsoft.com/office/word/2020/wordml/sdtdatahash" xmlns:w16se="http://schemas.microsoft.com/office/word/2015/wordml/symex" mc:Ignorable="w14 w15 w16se w16cid w16 w16cex w16sdtdh">
   <w:docDefaults>
     <w:rPrDefault>
       <w:rPr>
@@ -933,7 +3419,7 @@
       </w:pPr>
     </w:pPrDefault>
   </w:docDefaults>
-  <w:latentStyles w:defLockedState="0" w:defUIPriority="99" w:defSemiHidden="0" w:defUnhideWhenUsed="0" w:defQFormat="0" w:count="371">
+  <w:latentStyles w:defLockedState="0" w:defUIPriority="99" w:defSemiHidden="0" w:defUnhideWhenUsed="0" w:defQFormat="0" w:count="376">
     <w:lsdException w:name="Normal" w:uiPriority="0" w:qFormat="1"/>
     <w:lsdException w:name="heading 1" w:uiPriority="9" w:qFormat="1"/>
     <w:lsdException w:name="heading 2" w:semiHidden="1" w:uiPriority="9" w:unhideWhenUsed="1" w:qFormat="1"/>
@@ -1305,10 +3791,16 @@
     <w:lsdException w:name="List Table 5 Dark Accent 6" w:uiPriority="50"/>
     <w:lsdException w:name="List Table 6 Colorful Accent 6" w:uiPriority="51"/>
     <w:lsdException w:name="List Table 7 Colorful Accent 6" w:uiPriority="52"/>
+    <w:lsdException w:name="Mention" w:semiHidden="1" w:unhideWhenUsed="1"/>
+    <w:lsdException w:name="Smart Hyperlink" w:semiHidden="1" w:unhideWhenUsed="1"/>
+    <w:lsdException w:name="Hashtag" w:semiHidden="1" w:unhideWhenUsed="1"/>
+    <w:lsdException w:name="Unresolved Mention" w:semiHidden="1" w:unhideWhenUsed="1"/>
+    <w:lsdException w:name="Smart Link" w:semiHidden="1" w:unhideWhenUsed="1"/>
   </w:latentStyles>
   <w:style w:type="paragraph" w:default="1" w:styleId="Normal">
     <w:name w:val="Normal"/>
     <w:qFormat/>
+    <w:rsid w:val="002E4A67"/>
   </w:style>
   <w:style w:type="character" w:default="1" w:styleId="DefaultParagraphFont">
     <w:name w:val="Default Paragraph Font"/>
@@ -1381,6 +3873,74 @@
       <w:ind w:left="720"/>
       <w:contextualSpacing/>
     </w:pPr>
+  </w:style>
+  <w:style w:type="character" w:styleId="CommentReference">
+    <w:name w:val="annotation reference"/>
+    <w:basedOn w:val="DefaultParagraphFont"/>
+    <w:uiPriority w:val="99"/>
+    <w:semiHidden/>
+    <w:unhideWhenUsed/>
+    <w:rsid w:val="00CC3E5A"/>
+    <w:rPr>
+      <w:sz w:val="16"/>
+      <w:szCs w:val="16"/>
+    </w:rPr>
+  </w:style>
+  <w:style w:type="paragraph" w:styleId="CommentText">
+    <w:name w:val="annotation text"/>
+    <w:basedOn w:val="Normal"/>
+    <w:link w:val="CommentTextChar"/>
+    <w:uiPriority w:val="99"/>
+    <w:semiHidden/>
+    <w:unhideWhenUsed/>
+    <w:rsid w:val="00CC3E5A"/>
+    <w:pPr>
+      <w:spacing w:line="240" w:lineRule="auto"/>
+    </w:pPr>
+    <w:rPr>
+      <w:sz w:val="20"/>
+      <w:szCs w:val="20"/>
+    </w:rPr>
+  </w:style>
+  <w:style w:type="character" w:customStyle="1" w:styleId="CommentTextChar">
+    <w:name w:val="Comment Text Char"/>
+    <w:basedOn w:val="DefaultParagraphFont"/>
+    <w:link w:val="CommentText"/>
+    <w:uiPriority w:val="99"/>
+    <w:semiHidden/>
+    <w:rsid w:val="00CC3E5A"/>
+    <w:rPr>
+      <w:sz w:val="20"/>
+      <w:szCs w:val="20"/>
+    </w:rPr>
+  </w:style>
+  <w:style w:type="paragraph" w:styleId="CommentSubject">
+    <w:name w:val="annotation subject"/>
+    <w:basedOn w:val="CommentText"/>
+    <w:next w:val="CommentText"/>
+    <w:link w:val="CommentSubjectChar"/>
+    <w:uiPriority w:val="99"/>
+    <w:semiHidden/>
+    <w:unhideWhenUsed/>
+    <w:rsid w:val="00CC3E5A"/>
+    <w:rPr>
+      <w:b/>
+      <w:bCs/>
+    </w:rPr>
+  </w:style>
+  <w:style w:type="character" w:customStyle="1" w:styleId="CommentSubjectChar">
+    <w:name w:val="Comment Subject Char"/>
+    <w:basedOn w:val="CommentTextChar"/>
+    <w:link w:val="CommentSubject"/>
+    <w:uiPriority w:val="99"/>
+    <w:semiHidden/>
+    <w:rsid w:val="00CC3E5A"/>
+    <w:rPr>
+      <w:b/>
+      <w:bCs/>
+      <w:sz w:val="20"/>
+      <w:szCs w:val="20"/>
+    </w:rPr>
   </w:style>
 </w:styles>
 </file>
